--- a/Kim12-2-4-Organik-Bilesiklerin-Formulleri.docx
+++ b/Kim12-2-4-Organik-Bilesiklerin-Formulleri.docx
@@ -55,7 +55,7 @@
                 <w:rFonts w:ascii="Times New Roman" w:hAnsi="Times New Roman" w:cs="Times New Roman"/>
                 <w:lang w:val="tr-TR"/>
               </w:rPr>
-              <w:t xml:space="preserve">GÖRSEL ALANI</w:t>
+              <w:t xml:space="preserve">GÖRSEL ALANI (Bölüm kapağı, tam sayfa; Shutterstock)</w:t>
             </w:r>
           </w:p>
           <w:p>
@@ -71,7 +71,7 @@
                 <w:rFonts w:ascii="Times New Roman" w:hAnsi="Times New Roman" w:cs="Times New Roman"/>
                 <w:lang w:val="tr-TR"/>
               </w:rPr>
-              <w:t xml:space="preserve">Tarif: Açık renkli bir masa üzerinde yan yana ilaç tabletleri, renkli plastik saklama kapları, pamuklu ve sentetik kumaş parçaları, bir mum, bir şişe zeytinyağı ve bir kâse şekerden oluşan kompozisyon (marka/logo görünmesin).</w:t>
+              <w:t xml:space="preserve">Tarif: Gece aydınlatılmış bir petrokimya tesisi: damıtma kuleleri, borular ve depolama tankları; endüstriyel ama estetik bir manzara (tam sayfa bölüm kapağı).</w:t>
             </w:r>
           </w:p>
           <w:p>
@@ -87,7 +87,7 @@
                 <w:rFonts w:ascii="Times New Roman" w:hAnsi="Times New Roman" w:cs="Times New Roman"/>
                 <w:lang w:val="tr-TR"/>
               </w:rPr>
-              <w:t xml:space="preserve">Shutterstock arama: “plastic containers candle olive oil pills fabric flat lay”</w:t>
+              <w:t xml:space="preserve">Shutterstock arama: “petrochemical plant night lights”</w:t>
             </w:r>
           </w:p>
           <w:p>
@@ -118,6 +118,102 @@
         </w:rPr>
       </w:pPr>
     </w:p>
+    <w:tbl>
+      <w:tblPr>
+        <w:tblW w:w="9000" w:type="dxa"/>
+        <w:jc w:val="center"/>
+        <w:tblBorders>
+          <w:top w:val="single" w:sz="8" w:space="0" w:color="7F7F7F"/>
+          <w:left w:val="single" w:sz="8" w:space="0" w:color="7F7F7F"/>
+          <w:bottom w:val="single" w:sz="8" w:space="0" w:color="7F7F7F"/>
+          <w:right w:val="single" w:sz="8" w:space="0" w:color="7F7F7F"/>
+        </w:tblBorders>
+      </w:tblPr>
+      <w:tblGrid>
+        <w:gridCol w:w="9000"/>
+      </w:tblGrid>
+      <w:tr>
+        <w:tc>
+          <w:tcPr>
+            <w:tcW w:w="9000" w:type="dxa"/>
+            <w:shd w:val="clear" w:color="auto" w:fill="EDEDED"/>
+          </w:tcPr>
+          <w:p>
+            <w:pPr>
+              <w:jc w:val="both"/>
+              <w:rPr>
+                <w:rFonts w:ascii="Times New Roman" w:hAnsi="Times New Roman" w:cs="Times New Roman"/>
+                <w:lang w:val="tr-TR"/>
+              </w:rPr>
+            </w:pPr>
+            <w:r>
+              <w:rPr>
+                <w:rFonts w:ascii="Times New Roman" w:hAnsi="Times New Roman" w:cs="Times New Roman"/>
+                <w:lang w:val="tr-TR"/>
+              </w:rPr>
+              <w:t xml:space="preserve">GÖRSEL ALANI</w:t>
+            </w:r>
+          </w:p>
+          <w:p>
+            <w:pPr>
+              <w:jc w:val="both"/>
+              <w:rPr>
+                <w:rFonts w:ascii="Times New Roman" w:hAnsi="Times New Roman" w:cs="Times New Roman"/>
+                <w:lang w:val="tr-TR"/>
+              </w:rPr>
+            </w:pPr>
+            <w:r>
+              <w:rPr>
+                <w:rFonts w:ascii="Times New Roman" w:hAnsi="Times New Roman" w:cs="Times New Roman"/>
+                <w:lang w:val="tr-TR"/>
+              </w:rPr>
+              <w:t xml:space="preserve">Tarif: Açık renkli bir masa üzerinde yan yana ilaç tabletleri, renkli plastik saklama kapları, pamuklu ve sentetik kumaş parçaları, bir mum, bir şişe zeytinyağı ve bir kâse şekerden oluşan kompozisyon (marka/logo görünmesin).</w:t>
+            </w:r>
+          </w:p>
+          <w:p>
+            <w:pPr>
+              <w:jc w:val="both"/>
+              <w:rPr>
+                <w:rFonts w:ascii="Times New Roman" w:hAnsi="Times New Roman" w:cs="Times New Roman"/>
+                <w:lang w:val="tr-TR"/>
+              </w:rPr>
+            </w:pPr>
+            <w:r>
+              <w:rPr>
+                <w:rFonts w:ascii="Times New Roman" w:hAnsi="Times New Roman" w:cs="Times New Roman"/>
+                <w:lang w:val="tr-TR"/>
+              </w:rPr>
+              <w:t xml:space="preserve">Shutterstock arama: “plastic containers candle olive oil pills fabric flat lay”</w:t>
+            </w:r>
+          </w:p>
+          <w:p>
+            <w:pPr>
+              <w:jc w:val="both"/>
+              <w:rPr>
+                <w:rFonts w:ascii="Times New Roman" w:hAnsi="Times New Roman" w:cs="Times New Roman"/>
+                <w:lang w:val="tr-TR"/>
+              </w:rPr>
+            </w:pPr>
+            <w:r>
+              <w:rPr>
+                <w:rFonts w:ascii="Times New Roman" w:hAnsi="Times New Roman" w:cs="Times New Roman"/>
+                <w:lang w:val="tr-TR"/>
+              </w:rPr>
+              <w:t xml:space="preserve">Shutter ID: ……………</w:t>
+            </w:r>
+          </w:p>
+        </w:tc>
+      </w:tr>
+    </w:tbl>
+    <w:p>
+      <w:pPr>
+        <w:jc w:val="both"/>
+        <w:rPr>
+          <w:rFonts w:ascii="Times New Roman" w:hAnsi="Times New Roman" w:cs="Times New Roman"/>
+          <w:lang w:val="tr-TR"/>
+        </w:rPr>
+      </w:pPr>
+    </w:p>
     <w:p>
       <w:pPr>
         <w:jc w:val="center"/>
@@ -156,7 +252,23 @@
           <w:rFonts w:ascii="Times New Roman" w:hAnsi="Times New Roman" w:cs="Times New Roman"/>
           <w:lang w:val="tr-TR"/>
         </w:rPr>
-        <w:t xml:space="preserve">Ağrı kesici bir ilacın etken maddesi, çayın içindeki kafein, aracın deposundaki benzin, mutfaktaki sirke ve zeytinyağı, giysilerimizin lifleri ve yiyeceklerimizi sakladığımız plastik kaplar birbirinden çok farklı maddelerdir. Ancak hepsinin ortak noktası, karbon atomlarının birbirine ve çoğunlukla hidrojen, oksijen ve azot atomlarına bağlanmasıyla oluşan organik bileşiklerden meydana gelmesidir. Bu bileşiklerin bir kısmı canlılar tarafından üretilir, bir kısmı petrol ve doğal gazdan elde edilir, pek çoğu ise laboratuvarlarda ve fabrikalarda sentezlenir. Bu kadar çok sayıda bileşiği birbirinden ayırt edebilmek, yapılarını doğru biçimde gösterebilmek ve her birine tek anlamlı bir ad verebilmek için kimyacılar ortak bir dil geliştirmiştir.</w:t>
+        <w:t xml:space="preserve">Ağrı kesici bir ilacın etken maddesi, çayın içindeki kafein, aracın deposundaki benzin, mutfaktaki sirke ve zeytinyağı, giysilerimizin lifleri ve yiyeceklerimizi sakladığımız plastik kaplar birbirinden çok farklı maddelerdir (Görsel A). Ancak hepsinin ortak noktası, karbon atomlarının birbirine ve çoğunlukla hidrojen, oksijen ve azot atomlarına bağlanmasıyla oluşan organik bileşiklerden meydana gelmesidir. Bu bileşiklerin bir kısmı canlılar tarafından üretilir, bir kısmı petrol ve doğal gazdan elde edilir, pek çoğu ise laboratuvarlarda ve fabrikalarda sentezlenir.</w:t>
+      </w:r>
+    </w:p>
+    <w:p>
+      <w:pPr>
+        <w:jc w:val="both"/>
+        <w:rPr>
+          <w:rFonts w:ascii="Times New Roman" w:hAnsi="Times New Roman" w:cs="Times New Roman"/>
+          <w:lang w:val="tr-TR"/>
+        </w:rPr>
+      </w:pPr>
+      <w:r>
+        <w:rPr>
+          <w:rFonts w:ascii="Times New Roman" w:hAnsi="Times New Roman" w:cs="Times New Roman"/>
+          <w:lang w:val="tr-TR"/>
+        </w:rPr>
+        <w:t xml:space="preserve">Bu kadar çok sayıda bileşiği birbirinden ayırt edebilmek, yapılarını doğru biçimde gösterebilmek ve her birine tek anlamlı bir ad verebilmek için kimyacılar ortak bir dil geliştirmiştir. Dünyanın her yerindeki kimyacıların aynı bileşiği aynı adla tanıyabilmesi için uluslararası kurallar belirlenmiştir. Böylece bir ilacın etken maddesinin adını okuyan bir eczacı ya da bir yakıtın içeriğini inceleyen bir mühendis, molekülün yapısını bu addan çıkarabilir.</w:t>
       </w:r>
     </w:p>
     <w:p>

--- a/Kim12-2-4-Organik-Bilesiklerin-Formulleri.docx
+++ b/Kim12-2-4-Organik-Bilesiklerin-Formulleri.docx
@@ -1158,7 +1158,7 @@
           <w:rFonts w:ascii="Times New Roman" w:hAnsi="Times New Roman" w:cs="Times New Roman"/>
           <w:lang w:val="tr-TR"/>
         </w:rPr>
-        <w:t xml:space="preserve">Görsel D’de beş organik bileşiğin uzay dolgu modeli ile farklı formüllerle gösterimleri verilmiştir. Uzay dolgu modellerinde karbon atomları koyu gri, hidrojen atomları açık gri, oksijen atomları kırmızı renkle gösterilmiştir.</w:t>
+        <w:t xml:space="preserve">Aşağıdaki görselde beş organik bileşiğin uzay dolgu modeli ile farklı formüllerle gösterimleri verilmiştir. Uzay dolgu modellerinde karbon atomları koyu gri, hidrojen atomları açık gri, oksijen atomları kırmızı renkle gösterilmiştir.</w:t>
       </w:r>
     </w:p>
     <w:p xmlns:a="http://schemas.openxmlformats.org/drawingml/2006/main" xmlns:pic="http://schemas.openxmlformats.org/drawingml/2006/picture">
@@ -1173,7 +1173,7 @@
         <w:drawing>
           <wp:inline distT="0" distB="0" distL="0" distR="0">
             <wp:extent cx="5760000" cy="5485714"/>
-            <wp:docPr id="900002" name="Grafik 900002" descr="Görsel D: Bazı organik bileşiklerin uzay dolgu modelleri ile açık, yarı açık ve çizgi-bağ formülleri"/>
+            <wp:docPr id="900002" name="Grafik 900002" descr="Bazı organik bileşiklerin uzay dolgu modelleri ile açık, yarı açık ve çizgi-bağ formülleri"/>
             <wp:cNvGraphicFramePr>
               <a:graphicFrameLocks noChangeAspect="1"/>
             </wp:cNvGraphicFramePr>
@@ -1217,18 +1217,9 @@
       <w:r>
         <w:rPr>
           <w:rFonts w:ascii="Times New Roman" w:hAnsi="Times New Roman" w:cs="Times New Roman"/>
-          <w:b/>
-          <w:bCs/>
-          <w:lang w:val="tr-TR"/>
-        </w:rPr>
-        <w:t xml:space="preserve">Görsel D:</w:t>
-      </w:r>
-      <w:r>
-        <w:rPr>
-          <w:rFonts w:ascii="Times New Roman" w:hAnsi="Times New Roman" w:cs="Times New Roman"/>
-          <w:lang w:val="tr-TR"/>
-        </w:rPr>
-        <w:t xml:space="preserve"> Bazı organik bileşiklerin uzay dolgu modelleri ile açık, yarı açık ve çizgi-bağ formülleri</w:t>
+          <w:lang w:val="tr-TR"/>
+        </w:rPr>
+        <w:t xml:space="preserve">Bazı organik bileşiklerin uzay dolgu modelleri ile açık, yarı açık ve çizgi-bağ formülleri</w:t>
       </w:r>
     </w:p>
     <w:p>
@@ -1249,32 +1240,7 @@
           <w:rFonts w:ascii="Times New Roman" w:hAnsi="Times New Roman" w:cs="Times New Roman"/>
           <w:lang w:val="tr-TR"/>
         </w:rPr>
-        <w:t xml:space="preserve">Uzay dolgu modellerindeki atomları renklerine göre ayırt ederek her bileşikteki karbon, hidrojen ve oksijen atomlarının sayısını belirleyiniz. Bulduğunuz sayıları açık formüllerdeki atom sayılarıyla karşılaştırınız ve Tablo A’ya kaydediniz.</w:t>
-      </w:r>
-    </w:p>
-    <w:p>
-      <w:pPr>
-        <w:jc w:val="center"/>
-        <w:rPr>
-          <w:rFonts w:ascii="Times New Roman" w:hAnsi="Times New Roman" w:cs="Times New Roman"/>
-          <w:lang w:val="tr-TR"/>
-        </w:rPr>
-      </w:pPr>
-      <w:r>
-        <w:rPr>
-          <w:rFonts w:ascii="Times New Roman" w:hAnsi="Times New Roman" w:cs="Times New Roman"/>
-          <w:b/>
-          <w:bCs/>
-          <w:lang w:val="tr-TR"/>
-        </w:rPr>
-        <w:t xml:space="preserve">Tablo A:</w:t>
-      </w:r>
-      <w:r>
-        <w:rPr>
-          <w:rFonts w:ascii="Times New Roman" w:hAnsi="Times New Roman" w:cs="Times New Roman"/>
-          <w:lang w:val="tr-TR"/>
-        </w:rPr>
-        <w:t xml:space="preserve"> Görsel D’deki bileşiklerin atom sayıları ve formülleri</w:t>
+        <w:t xml:space="preserve">Uzay dolgu modellerindeki atomları renklerine göre ayırt ederek her bileşikteki karbon, hidrojen ve oksijen atomlarının sayısını belirleyiniz. Bulduğunuz sayıları açık formüllerdeki atom sayılarıyla karşılaştırınız ve aşağıdaki tabloya kaydediniz.</w:t>
       </w:r>
     </w:p>
     <w:tbl>
@@ -2248,7 +2214,7 @@
           <w:rFonts w:ascii="Times New Roman" w:hAnsi="Times New Roman" w:cs="Times New Roman"/>
           <w:lang w:val="tr-TR"/>
         </w:rPr>
-        <w:t xml:space="preserve">Tablo A’daki molekül formüllerini basit formüllerle karşılaştırınız. Hangi bileşiklerde iki formül aynı, hangilerinde farklıdır? Molekül formülü ile basit formül arasındaki ilişkiyi açıklayan örüntüyü yazınız.</w:t>
+        <w:t xml:space="preserve">Yukarıdaki tablodaki molekül formüllerini basit formüllerle karşılaştırınız. Hangi bileşiklerde iki formül aynı, hangilerinde farklıdır? Molekül formülü ile basit formül arasındaki ilişkiyi açıklayan örüntüyü yazınız.</w:t>
       </w:r>
     </w:p>
     <w:p>
@@ -2303,7 +2269,7 @@
           <w:rFonts w:ascii="Times New Roman" w:hAnsi="Times New Roman" w:cs="Times New Roman"/>
           <w:lang w:val="tr-TR"/>
         </w:rPr>
-        <w:t xml:space="preserve">Görsel D’deki açık formülleri uzay dolgu modelleriyle karşılaştırınız. Açık formülde hangi atomun hangi atoma bağlı olduğu görülebiliyor mu? Uzay dolgu modelinde görülüp açık formülde görülmeyen bir özellik var mı?</w:t>
+        <w:t xml:space="preserve">Yukarıdaki görseldeki açık formülleri uzay dolgu modelleriyle karşılaştırınız. Açık formülde hangi atomun hangi atoma bağlı olduğu görülebiliyor mu? Uzay dolgu modelinde görülüp açık formülde görülmeyen bir özellik var mı?</w:t>
       </w:r>
     </w:p>
     <w:p>
@@ -2468,7 +2434,7 @@
           <w:rFonts w:ascii="Times New Roman" w:hAnsi="Times New Roman" w:cs="Times New Roman"/>
           <w:lang w:val="tr-TR"/>
         </w:rPr>
-        <w:t xml:space="preserve">Bulduğunuz örüntüleri grubunuzdaki arkadaşlarınızın örüntüleriyle karşılaştırınız. Her örüntünün Görsel D’deki bütün bileşikler için geçerli olup olmadığını tek tek kontrol ediniz. Örüntüye uymayan bir örnek bulursanız örüntünüzü yeniden düzenleyiniz.</w:t>
+        <w:t xml:space="preserve">Bulduğunuz örüntüleri grubunuzdaki arkadaşlarınızın örüntüleriyle karşılaştırınız. Her örüntünün görseldeki bütün bileşikler için geçerli olup olmadığını tek tek kontrol ediniz. Örüntüye uymayan bir örnek bulursanız örüntünüzü yeniden düzenleyiniz.</w:t>
       </w:r>
     </w:p>
     <w:p>
@@ -2541,7 +2507,7 @@
           <w:rFonts w:ascii="Times New Roman" w:hAnsi="Times New Roman" w:cs="Times New Roman"/>
           <w:lang w:val="tr-TR"/>
         </w:rPr>
-        <w:t xml:space="preserve">Bulduğunuz örüntüleri kullanarak Görsel D’nin son satırındaki etanoik asidin (asetik asit) açık formülünü ve çizgi-bağ formülünü boş bırakılan yerlere çiziniz. Molekül formülünü ve basit formülünü Tablo A’ya yazınız.</w:t>
+        <w:t xml:space="preserve">Bulduğunuz örüntüleri kullanarak görselin son satırındaki etanoik asidin (asetik asit) açık formülünü ve çizgi-bağ formülünü boş bırakılan yerlere çiziniz. Molekül formülünü ve basit formülünü tabloya yazınız.</w:t>
       </w:r>
     </w:p>
     <w:p>
@@ -3479,7 +3445,7 @@
           <w:rFonts w:ascii="Times New Roman" w:hAnsi="Times New Roman" w:cs="Times New Roman"/>
           <w:lang w:val="tr-TR"/>
         </w:rPr>
-        <w:t xml:space="preserve">Etanol ve dimetil eter örneğinde gördüğünüz gibi molekül formülü aynı olan bileşikler farklı yapılarda olabilir (Görsel E). Bu nedenle organik kimyada atomların birbirine hangi sırayla ve hangi bağlarla bağlandığını gösteren </w:t>
+        <w:t xml:space="preserve">Etanol ve dimetil eter örneğinde gördüğünüz gibi molekül formülü aynı olan bileşikler farklı yapılarda olabilir (Görsel D). Bu nedenle organik kimyada atomların birbirine hangi sırayla ve hangi bağlarla bağlandığını gösteren </w:t>
       </w:r>
       <w:r>
         <w:rPr>
@@ -3495,7 +3461,7 @@
           <w:rFonts w:ascii="Times New Roman" w:hAnsi="Times New Roman" w:cs="Times New Roman"/>
           <w:lang w:val="tr-TR"/>
         </w:rPr>
-        <w:t xml:space="preserve"> kullanılır. Yapı formülleri açık formül, yarı açık formül ve çizgi-bağ formülü olmak üzere farklı biçimlerde yazılabilir (Görsel F).</w:t>
+        <w:t xml:space="preserve"> kullanılır. Yapı formülleri açık formül, yarı açık formül ve çizgi-bağ formülü olmak üzere farklı biçimlerde yazılabilir (Görsel E).</w:t>
       </w:r>
     </w:p>
     <w:p xmlns:a="http://schemas.openxmlformats.org/drawingml/2006/main" xmlns:pic="http://schemas.openxmlformats.org/drawingml/2006/picture">
@@ -3510,7 +3476,7 @@
         <w:drawing>
           <wp:inline distT="0" distB="0" distL="0" distR="0">
             <wp:extent cx="5760000" cy="1525735"/>
-            <wp:docPr id="900005" name="Grafik 900005" descr="Görsel E: Etanol ve dimetil eter moleküllerinin top-çubuk ve uzay dolgu modelleri"/>
+            <wp:docPr id="900005" name="Grafik 900005" descr="Görsel D: Etanol ve dimetil eter moleküllerinin top-çubuk ve uzay dolgu modelleri"/>
             <wp:cNvGraphicFramePr>
               <a:graphicFrameLocks noChangeAspect="1"/>
             </wp:cNvGraphicFramePr>
@@ -3558,7 +3524,7 @@
           <w:bCs/>
           <w:lang w:val="tr-TR"/>
         </w:rPr>
-        <w:t xml:space="preserve">Görsel E:</w:t>
+        <w:t xml:space="preserve">Görsel D:</w:t>
       </w:r>
       <w:r>
         <w:rPr>
@@ -3580,7 +3546,7 @@
         <w:drawing>
           <wp:inline distT="0" distB="0" distL="0" distR="0">
             <wp:extent cx="5760000" cy="1235732"/>
-            <wp:docPr id="900006" name="Grafik 900006" descr="Görsel F: Molekül formülü C_{5}H_{10} olan bir hidrokarbonun açık, yarı açık ve çizgi-bağ formülleri"/>
+            <wp:docPr id="900006" name="Grafik 900006" descr="Görsel E: Molekül formülü C_{5}H_{10} olan bir hidrokarbonun açık, yarı açık ve çizgi-bağ formülleri"/>
             <wp:cNvGraphicFramePr>
               <a:graphicFrameLocks noChangeAspect="1"/>
             </wp:cNvGraphicFramePr>
@@ -3628,7 +3594,7 @@
           <w:bCs/>
           <w:lang w:val="tr-TR"/>
         </w:rPr>
-        <w:t xml:space="preserve">Görsel F:</w:t>
+        <w:t xml:space="preserve">Görsel E:</w:t>
       </w:r>
       <w:r>
         <w:rPr>
@@ -4071,7 +4037,7 @@
           <w:rFonts w:ascii="Times New Roman" w:hAnsi="Times New Roman" w:cs="Times New Roman"/>
           <w:lang w:val="tr-TR"/>
         </w:rPr>
-        <w:t xml:space="preserve">Formüller molekülleri iki boyutlu olarak gösterir. Moleküllerin üç boyutlu yapısını göstermek için ise molekül modelleri kullanılır (Görsel G). </w:t>
+        <w:t xml:space="preserve">Formüller molekülleri iki boyutlu olarak gösterir. Moleküllerin üç boyutlu yapısını göstermek için ise molekül modelleri kullanılır (Görsel F). </w:t>
       </w:r>
       <w:r>
         <w:rPr>
@@ -4118,7 +4084,7 @@
         <w:drawing>
           <wp:inline distT="0" distB="0" distL="0" distR="0">
             <wp:extent cx="5760000" cy="1908055"/>
-            <wp:docPr id="900007" name="Grafik 900007" descr="Görsel G: Bütan molekülünün top-çubuk ve uzay dolgu modelleri"/>
+            <wp:docPr id="900007" name="Grafik 900007" descr="Görsel F: Bütan molekülünün top-çubuk ve uzay dolgu modelleri"/>
             <wp:cNvGraphicFramePr>
               <a:graphicFrameLocks noChangeAspect="1"/>
             </wp:cNvGraphicFramePr>
@@ -4166,7 +4132,7 @@
           <w:bCs/>
           <w:lang w:val="tr-TR"/>
         </w:rPr>
-        <w:t xml:space="preserve">Görsel G:</w:t>
+        <w:t xml:space="preserve">Görsel F:</w:t>
       </w:r>
       <w:r>
         <w:rPr>
@@ -4189,7 +4155,7 @@
           <w:rFonts w:ascii="Times New Roman" w:hAnsi="Times New Roman" w:cs="Times New Roman"/>
           <w:lang w:val="tr-TR"/>
         </w:rPr>
-        <w:t xml:space="preserve">Bu bilgiler bir arada değerlendirildiğinde bir organik bileşiğin yalnızca molekül formülü ya da basit formülüyle tanımlanamayacağı, bileşiği tam olarak tanımlamak için atomların bağlanma düzenini gösteren yapı formülünün gerekli olduğu sonucuna ulaşılabilir. Aynı bileşiğin açık, yarı açık ve çizgi-bağ formülleri aynı yapıyı farklı ayrıntı düzeylerinde gösterir; hangi gösterimin kullanılacağı amaca göre seçilir (Tablo B). Molekül formülleri aynı, yapı formülleri farklı olan bileşikleri ilerleyen konularda izomerlik kapsamında ayrıntılı olarak inceleyeceksiniz.</w:t>
+        <w:t xml:space="preserve">Bu bilgiler bir arada değerlendirildiğinde bir organik bileşiğin yalnızca molekül formülü ya da basit formülüyle tanımlanamayacağı, bileşiği tam olarak tanımlamak için atomların bağlanma düzenini gösteren yapı formülünün gerekli olduğu sonucuna ulaşılabilir. Aynı bileşiğin açık, yarı açık ve çizgi-bağ formülleri aynı yapıyı farklı ayrıntı düzeylerinde gösterir; hangi gösterimin kullanılacağı amaca göre seçilir (Tablo A). Molekül formülleri aynı, yapı formülleri farklı olan bileşikleri ilerleyen konularda izomerlik kapsamında ayrıntılı olarak inceleyeceksiniz.</w:t>
       </w:r>
     </w:p>
     <w:p>
@@ -4207,7 +4173,7 @@
           <w:bCs/>
           <w:lang w:val="tr-TR"/>
         </w:rPr>
-        <w:t xml:space="preserve">Tablo B:</w:t>
+        <w:t xml:space="preserve">Tablo A:</w:t>
       </w:r>
       <w:r>
         <w:rPr>
@@ -4721,7 +4687,7 @@
                 <w:szCs w:val="20"/>
                 <w:lang w:val="tr-TR"/>
               </w:rPr>
-              <w:t xml:space="preserve">Görsel D</w:t>
+              <w:t xml:space="preserve">Analiz ve Keşif Atölyesi 2.4.’teki görsel</w:t>
             </w:r>
           </w:p>
         </w:tc>
@@ -4955,7 +4921,7 @@
                 <w:szCs w:val="20"/>
                 <w:lang w:val="tr-TR"/>
               </w:rPr>
-              <w:t xml:space="preserve">Görsel D</w:t>
+              <w:t xml:space="preserve">Analiz ve Keşif Atölyesi 2.4.’teki görsel</w:t>
             </w:r>
           </w:p>
         </w:tc>
@@ -5053,7 +5019,7 @@
                 <w:szCs w:val="20"/>
                 <w:lang w:val="tr-TR"/>
               </w:rPr>
-              <w:t xml:space="preserve">Görsel E</w:t>
+              <w:t xml:space="preserve">Görsel D</w:t>
             </w:r>
           </w:p>
         </w:tc>

--- a/Kim12-2-4-Organik-Bilesiklerin-Formulleri.docx
+++ b/Kim12-2-4-Organik-Bilesiklerin-Formulleri.docx
@@ -87,23 +87,7 @@
                 <w:rFonts w:ascii="Times New Roman" w:hAnsi="Times New Roman" w:cs="Times New Roman"/>
                 <w:lang w:val="tr-TR"/>
               </w:rPr>
-              <w:t xml:space="preserve">Shutterstock arama: “petrochemical plant night lights”</w:t>
-            </w:r>
-          </w:p>
-          <w:p>
-            <w:pPr>
-              <w:jc w:val="both"/>
-              <w:rPr>
-                <w:rFonts w:ascii="Times New Roman" w:hAnsi="Times New Roman" w:cs="Times New Roman"/>
-                <w:lang w:val="tr-TR"/>
-              </w:rPr>
-            </w:pPr>
-            <w:r>
-              <w:rPr>
-                <w:rFonts w:ascii="Times New Roman" w:hAnsi="Times New Roman" w:cs="Times New Roman"/>
-                <w:lang w:val="tr-TR"/>
-              </w:rPr>
-              <w:t xml:space="preserve">Shutter ID: ……………</w:t>
+              <w:t xml:space="preserve">Shutter ID: 2722731869 (fotoğraf) — Illuminated oil refinery chemical plant at night</w:t>
             </w:r>
           </w:p>
         </w:tc>
@@ -151,7 +135,7 @@
                 <w:rFonts w:ascii="Times New Roman" w:hAnsi="Times New Roman" w:cs="Times New Roman"/>
                 <w:lang w:val="tr-TR"/>
               </w:rPr>
-              <w:t xml:space="preserve">GÖRSEL ALANI</w:t>
+              <w:t xml:space="preserve">GÖRSEL ALANI (Shutterstock)</w:t>
             </w:r>
           </w:p>
           <w:p>
@@ -183,23 +167,7 @@
                 <w:rFonts w:ascii="Times New Roman" w:hAnsi="Times New Roman" w:cs="Times New Roman"/>
                 <w:lang w:val="tr-TR"/>
               </w:rPr>
-              <w:t xml:space="preserve">Shutterstock arama: “plastic containers candle olive oil pills fabric flat lay”</w:t>
-            </w:r>
-          </w:p>
-          <w:p>
-            <w:pPr>
-              <w:jc w:val="both"/>
-              <w:rPr>
-                <w:rFonts w:ascii="Times New Roman" w:hAnsi="Times New Roman" w:cs="Times New Roman"/>
-                <w:lang w:val="tr-TR"/>
-              </w:rPr>
-            </w:pPr>
-            <w:r>
-              <w:rPr>
-                <w:rFonts w:ascii="Times New Roman" w:hAnsi="Times New Roman" w:cs="Times New Roman"/>
-                <w:lang w:val="tr-TR"/>
-              </w:rPr>
-              <w:t xml:space="preserve">Shutter ID: ……………</w:t>
+              <w:t xml:space="preserve">Shutter ID: 2131157147 (fotoğraf) — Eco-friendly everyday products flat lay (bamboo, glass, cotton)</w:t>
             </w:r>
           </w:p>
         </w:tc>
@@ -846,7 +814,7 @@
                 <w:rFonts w:ascii="Times New Roman" w:hAnsi="Times New Roman" w:cs="Times New Roman"/>
                 <w:lang w:val="tr-TR"/>
               </w:rPr>
-              <w:t xml:space="preserve">GÖRSEL ALANI</w:t>
+              <w:t xml:space="preserve">GÖRSEL ALANI (Shutterstock)</w:t>
             </w:r>
           </w:p>
           <w:p>
@@ -878,23 +846,7 @@
                 <w:rFonts w:ascii="Times New Roman" w:hAnsi="Times New Roman" w:cs="Times New Roman"/>
                 <w:lang w:val="tr-TR"/>
               </w:rPr>
-              <w:t xml:space="preserve">Shutterstock arama: “pouring cologne into hands”</w:t>
-            </w:r>
-          </w:p>
-          <w:p>
-            <w:pPr>
-              <w:jc w:val="both"/>
-              <w:rPr>
-                <w:rFonts w:ascii="Times New Roman" w:hAnsi="Times New Roman" w:cs="Times New Roman"/>
-                <w:lang w:val="tr-TR"/>
-              </w:rPr>
-            </w:pPr>
-            <w:r>
-              <w:rPr>
-                <w:rFonts w:ascii="Times New Roman" w:hAnsi="Times New Roman" w:cs="Times New Roman"/>
-                <w:lang w:val="tr-TR"/>
-              </w:rPr>
-              <w:t xml:space="preserve">Shutter ID: ……………</w:t>
+              <w:t xml:space="preserve">Shutter ID: 2757743379 (fotoğraf) — Traditional Turkish hospitality with cologne</w:t>
             </w:r>
           </w:p>
         </w:tc>
@@ -967,7 +919,7 @@
                 <w:rFonts w:ascii="Times New Roman" w:hAnsi="Times New Roman" w:cs="Times New Roman"/>
                 <w:lang w:val="tr-TR"/>
               </w:rPr>
-              <w:t xml:space="preserve">GÖRSEL ALANI</w:t>
+              <w:t xml:space="preserve">GÖRSEL ALANI (Shutterstock)</w:t>
             </w:r>
           </w:p>
           <w:p>
@@ -999,23 +951,7 @@
                 <w:rFonts w:ascii="Times New Roman" w:hAnsi="Times New Roman" w:cs="Times New Roman"/>
                 <w:lang w:val="tr-TR"/>
               </w:rPr>
-              <w:t xml:space="preserve">Shutterstock arama: “aerosol spray paint can spraying”</w:t>
-            </w:r>
-          </w:p>
-          <w:p>
-            <w:pPr>
-              <w:jc w:val="both"/>
-              <w:rPr>
-                <w:rFonts w:ascii="Times New Roman" w:hAnsi="Times New Roman" w:cs="Times New Roman"/>
-                <w:lang w:val="tr-TR"/>
-              </w:rPr>
-            </w:pPr>
-            <w:r>
-              <w:rPr>
-                <w:rFonts w:ascii="Times New Roman" w:hAnsi="Times New Roman" w:cs="Times New Roman"/>
-                <w:lang w:val="tr-TR"/>
-              </w:rPr>
-              <w:t xml:space="preserve">Shutter ID: ……………</w:t>
+              <w:t xml:space="preserve">Shutter ID: 2482860823 (fotoğraf) — Man with can of spray paint</w:t>
             </w:r>
           </w:p>
         </w:tc>

--- a/Kim12-2-4-Organik-Bilesiklerin-Formulleri.docx
+++ b/Kim12-2-4-Organik-Bilesiklerin-Formulleri.docx
@@ -3031,29 +3031,194 @@
           <w:rFonts w:ascii="Times New Roman" w:hAnsi="Times New Roman" w:cs="Times New Roman"/>
           <w:lang w:val="tr-TR"/>
         </w:rPr>
-        <w:t xml:space="preserve">Analiz ve Keşif Atölyesi 2.4.’te aynı bileşiğin birbirinden farklı biçimlerde gösterilebildiğini ve her gösterimin bileşik hakkında farklı bilgiler sunduğunu fark ettiniz. Bir bileşiğin molekülündeki atomların türünü ve sayısını gösteren formüle </w:t>
-      </w:r>
-      <w:r>
-        <w:rPr>
-          <w:rFonts w:ascii="Times New Roman" w:hAnsi="Times New Roman" w:cs="Times New Roman"/>
-          <w:b/>
-          <w:bCs/>
-          <w:lang w:val="tr-TR"/>
-        </w:rPr>
-        <w:t xml:space="preserve">molekül formülü</w:t>
-      </w:r>
-      <w:r>
-        <w:rPr>
-          <w:rFonts w:ascii="Times New Roman" w:hAnsi="Times New Roman" w:cs="Times New Roman"/>
-          <w:lang w:val="tr-TR"/>
-        </w:rPr>
-        <w:t xml:space="preserve"> (kapalı formül) denir. Örneğin bütanın molekül formülü C</w:t>
-      </w:r>
-      <w:r>
-        <w:rPr>
-          <w:rFonts w:ascii="Times New Roman" w:hAnsi="Times New Roman" w:cs="Times New Roman"/>
+        <w:t xml:space="preserve">Bir organik bileşik farklı formüllerle gösterilebilir ve her gösterim bileşik hakkında farklı bilgiler sunar. Bir bileşiğin molekülündeki atomların türünü ve sayısını gösteren formüle molekül formülü (kapalı formül) denir. Örneğin hekzanın molekül formülü C</w:t>
+      </w:r>
+      <w:r>
+        <w:rPr>
+          <w:rFonts w:ascii="Times New Roman" w:hAnsi="Times New Roman" w:cs="Times New Roman"/>
+          <w:lang w:val="tr-TR"/>
           <w:vertAlign w:val="subscript"/>
-          <w:lang w:val="tr-TR"/>
+        </w:rPr>
+        <w:t xml:space="preserve">6</w:t>
+      </w:r>
+      <w:r>
+        <w:rPr>
+          <w:rFonts w:ascii="Times New Roman" w:hAnsi="Times New Roman" w:cs="Times New Roman"/>
+          <w:lang w:val="tr-TR"/>
+        </w:rPr>
+        <w:t xml:space="preserve">H</w:t>
+      </w:r>
+      <w:r>
+        <w:rPr>
+          <w:rFonts w:ascii="Times New Roman" w:hAnsi="Times New Roman" w:cs="Times New Roman"/>
+          <w:lang w:val="tr-TR"/>
+          <w:vertAlign w:val="subscript"/>
+        </w:rPr>
+        <w:t xml:space="preserve">14</w:t>
+      </w:r>
+      <w:r>
+        <w:rPr>
+          <w:rFonts w:ascii="Times New Roman" w:hAnsi="Times New Roman" w:cs="Times New Roman"/>
+          <w:lang w:val="tr-TR"/>
+        </w:rPr>
+        <w:t xml:space="preserve">’tür. Molekül formülü bir molekülde hangi atomlardan kaçar tane bulunduğunu gösterir ancak bu atomların birbirine nasıl bağlandığı hakkında bilgi vermez.</w:t>
+      </w:r>
+    </w:p>
+    <w:p>
+      <w:pPr>
+        <w:jc w:val="both"/>
+        <w:rPr>
+          <w:rFonts w:ascii="Times New Roman" w:hAnsi="Times New Roman" w:cs="Times New Roman"/>
+          <w:lang w:val="tr-TR"/>
+        </w:rPr>
+      </w:pPr>
+      <w:r>
+        <w:rPr>
+          <w:rFonts w:ascii="Times New Roman" w:hAnsi="Times New Roman" w:cs="Times New Roman"/>
+          <w:lang w:val="tr-TR"/>
+        </w:rPr>
+        <w:t xml:space="preserve">Bir bileşiği oluşturan atomların türünü ve bu atomlar arasındaki en küçük tam sayılı oranı gösteren formüle basit formül (empirik formül) denir. Hekzan molekülündeki atom sayılarının ikisi de 2’ye bölünebildiği için hekzanın basit formülü C</w:t>
+      </w:r>
+      <w:r>
+        <w:rPr>
+          <w:rFonts w:ascii="Times New Roman" w:hAnsi="Times New Roman" w:cs="Times New Roman"/>
+          <w:lang w:val="tr-TR"/>
+          <w:vertAlign w:val="subscript"/>
+        </w:rPr>
+        <w:t xml:space="preserve">3</w:t>
+      </w:r>
+      <w:r>
+        <w:rPr>
+          <w:rFonts w:ascii="Times New Roman" w:hAnsi="Times New Roman" w:cs="Times New Roman"/>
+          <w:lang w:val="tr-TR"/>
+        </w:rPr>
+        <w:t xml:space="preserve">H</w:t>
+      </w:r>
+      <w:r>
+        <w:rPr>
+          <w:rFonts w:ascii="Times New Roman" w:hAnsi="Times New Roman" w:cs="Times New Roman"/>
+          <w:lang w:val="tr-TR"/>
+          <w:vertAlign w:val="subscript"/>
+        </w:rPr>
+        <w:t xml:space="preserve">7</w:t>
+      </w:r>
+      <w:r>
+        <w:rPr>
+          <w:rFonts w:ascii="Times New Roman" w:hAnsi="Times New Roman" w:cs="Times New Roman"/>
+          <w:lang w:val="tr-TR"/>
+        </w:rPr>
+        <w:t xml:space="preserve">’dir. Siklohekzanın (C</w:t>
+      </w:r>
+      <w:r>
+        <w:rPr>
+          <w:rFonts w:ascii="Times New Roman" w:hAnsi="Times New Roman" w:cs="Times New Roman"/>
+          <w:lang w:val="tr-TR"/>
+          <w:vertAlign w:val="subscript"/>
+        </w:rPr>
+        <w:t xml:space="preserve">6</w:t>
+      </w:r>
+      <w:r>
+        <w:rPr>
+          <w:rFonts w:ascii="Times New Roman" w:hAnsi="Times New Roman" w:cs="Times New Roman"/>
+          <w:lang w:val="tr-TR"/>
+        </w:rPr>
+        <w:t xml:space="preserve">H</w:t>
+      </w:r>
+      <w:r>
+        <w:rPr>
+          <w:rFonts w:ascii="Times New Roman" w:hAnsi="Times New Roman" w:cs="Times New Roman"/>
+          <w:lang w:val="tr-TR"/>
+          <w:vertAlign w:val="subscript"/>
+        </w:rPr>
+        <w:t xml:space="preserve">12</w:t>
+      </w:r>
+      <w:r>
+        <w:rPr>
+          <w:rFonts w:ascii="Times New Roman" w:hAnsi="Times New Roman" w:cs="Times New Roman"/>
+          <w:lang w:val="tr-TR"/>
+        </w:rPr>
+        <w:t xml:space="preserve">) basit formülü CH</w:t>
+      </w:r>
+      <w:r>
+        <w:rPr>
+          <w:rFonts w:ascii="Times New Roman" w:hAnsi="Times New Roman" w:cs="Times New Roman"/>
+          <w:lang w:val="tr-TR"/>
+          <w:vertAlign w:val="subscript"/>
+        </w:rPr>
+        <w:t xml:space="preserve">2</w:t>
+      </w:r>
+      <w:r>
+        <w:rPr>
+          <w:rFonts w:ascii="Times New Roman" w:hAnsi="Times New Roman" w:cs="Times New Roman"/>
+          <w:lang w:val="tr-TR"/>
+        </w:rPr>
+        <w:t xml:space="preserve">, glikozun (C</w:t>
+      </w:r>
+      <w:r>
+        <w:rPr>
+          <w:rFonts w:ascii="Times New Roman" w:hAnsi="Times New Roman" w:cs="Times New Roman"/>
+          <w:lang w:val="tr-TR"/>
+          <w:vertAlign w:val="subscript"/>
+        </w:rPr>
+        <w:t xml:space="preserve">6</w:t>
+      </w:r>
+      <w:r>
+        <w:rPr>
+          <w:rFonts w:ascii="Times New Roman" w:hAnsi="Times New Roman" w:cs="Times New Roman"/>
+          <w:lang w:val="tr-TR"/>
+        </w:rPr>
+        <w:t xml:space="preserve">H</w:t>
+      </w:r>
+      <w:r>
+        <w:rPr>
+          <w:rFonts w:ascii="Times New Roman" w:hAnsi="Times New Roman" w:cs="Times New Roman"/>
+          <w:lang w:val="tr-TR"/>
+          <w:vertAlign w:val="subscript"/>
+        </w:rPr>
+        <w:t xml:space="preserve">12</w:t>
+      </w:r>
+      <w:r>
+        <w:rPr>
+          <w:rFonts w:ascii="Times New Roman" w:hAnsi="Times New Roman" w:cs="Times New Roman"/>
+          <w:lang w:val="tr-TR"/>
+        </w:rPr>
+        <w:t xml:space="preserve">O</w:t>
+      </w:r>
+      <w:r>
+        <w:rPr>
+          <w:rFonts w:ascii="Times New Roman" w:hAnsi="Times New Roman" w:cs="Times New Roman"/>
+          <w:lang w:val="tr-TR"/>
+          <w:vertAlign w:val="subscript"/>
+        </w:rPr>
+        <w:t xml:space="preserve">6</w:t>
+      </w:r>
+      <w:r>
+        <w:rPr>
+          <w:rFonts w:ascii="Times New Roman" w:hAnsi="Times New Roman" w:cs="Times New Roman"/>
+          <w:lang w:val="tr-TR"/>
+        </w:rPr>
+        <w:t xml:space="preserve">) basit formülü ise CH</w:t>
+      </w:r>
+      <w:r>
+        <w:rPr>
+          <w:rFonts w:ascii="Times New Roman" w:hAnsi="Times New Roman" w:cs="Times New Roman"/>
+          <w:lang w:val="tr-TR"/>
+          <w:vertAlign w:val="subscript"/>
+        </w:rPr>
+        <w:t xml:space="preserve">2</w:t>
+      </w:r>
+      <w:r>
+        <w:rPr>
+          <w:rFonts w:ascii="Times New Roman" w:hAnsi="Times New Roman" w:cs="Times New Roman"/>
+          <w:lang w:val="tr-TR"/>
+        </w:rPr>
+        <w:t xml:space="preserve">O’dur. Metanol (CH</w:t>
+      </w:r>
+      <w:r>
+        <w:rPr>
+          <w:rFonts w:ascii="Times New Roman" w:hAnsi="Times New Roman" w:cs="Times New Roman"/>
+          <w:lang w:val="tr-TR"/>
+          <w:vertAlign w:val="subscript"/>
         </w:rPr>
         <w:t xml:space="preserve">4</w:t>
       </w:r>
@@ -3062,114 +3227,7 @@
           <w:rFonts w:ascii="Times New Roman" w:hAnsi="Times New Roman" w:cs="Times New Roman"/>
           <w:lang w:val="tr-TR"/>
         </w:rPr>
-        <w:t xml:space="preserve">H</w:t>
-      </w:r>
-      <w:r>
-        <w:rPr>
-          <w:rFonts w:ascii="Times New Roman" w:hAnsi="Times New Roman" w:cs="Times New Roman"/>
-          <w:vertAlign w:val="subscript"/>
-          <w:lang w:val="tr-TR"/>
-        </w:rPr>
-        <w:t xml:space="preserve">10</w:t>
-      </w:r>
-      <w:r>
-        <w:rPr>
-          <w:rFonts w:ascii="Times New Roman" w:hAnsi="Times New Roman" w:cs="Times New Roman"/>
-          <w:lang w:val="tr-TR"/>
-        </w:rPr>
-        <w:t xml:space="preserve">’dur. Molekül formülü bir molekülde hangi atomlardan kaçar tane bulunduğunu gösterir ancak bu atomların birbirine nasıl bağlandığı hakkında bilgi vermez.</w:t>
-      </w:r>
-    </w:p>
-    <w:p>
-      <w:pPr>
-        <w:jc w:val="both"/>
-        <w:rPr>
-          <w:rFonts w:ascii="Times New Roman" w:hAnsi="Times New Roman" w:cs="Times New Roman"/>
-          <w:lang w:val="tr-TR"/>
-        </w:rPr>
-      </w:pPr>
-      <w:r>
-        <w:rPr>
-          <w:rFonts w:ascii="Times New Roman" w:hAnsi="Times New Roman" w:cs="Times New Roman"/>
-          <w:lang w:val="tr-TR"/>
-        </w:rPr>
-        <w:t xml:space="preserve">Etkinlikte bütanın molekül formülündeki atom sayılarının 2’ye bölünebildiğini ve karbon atomu sayısı ile hidrojen atomu sayısı arasındaki en küçük tam sayılı oranın 2 : 5 olduğunu gördünüz. Bir bileşiği oluşturan atomların türünü ve bu atomlar arasındaki en küçük tam sayılı oranı gösteren formüle </w:t>
-      </w:r>
-      <w:r>
-        <w:rPr>
-          <w:rFonts w:ascii="Times New Roman" w:hAnsi="Times New Roman" w:cs="Times New Roman"/>
-          <w:b/>
-          <w:bCs/>
-          <w:lang w:val="tr-TR"/>
-        </w:rPr>
-        <w:t xml:space="preserve">basit formül</w:t>
-      </w:r>
-      <w:r>
-        <w:rPr>
-          <w:rFonts w:ascii="Times New Roman" w:hAnsi="Times New Roman" w:cs="Times New Roman"/>
-          <w:lang w:val="tr-TR"/>
-        </w:rPr>
-        <w:t xml:space="preserve"> (empirik formül) denir. Bütanın basit formülü C</w:t>
-      </w:r>
-      <w:r>
-        <w:rPr>
-          <w:rFonts w:ascii="Times New Roman" w:hAnsi="Times New Roman" w:cs="Times New Roman"/>
-          <w:vertAlign w:val="subscript"/>
-          <w:lang w:val="tr-TR"/>
-        </w:rPr>
-        <w:t xml:space="preserve">2</w:t>
-      </w:r>
-      <w:r>
-        <w:rPr>
-          <w:rFonts w:ascii="Times New Roman" w:hAnsi="Times New Roman" w:cs="Times New Roman"/>
-          <w:lang w:val="tr-TR"/>
-        </w:rPr>
-        <w:t xml:space="preserve">H</w:t>
-      </w:r>
-      <w:r>
-        <w:rPr>
-          <w:rFonts w:ascii="Times New Roman" w:hAnsi="Times New Roman" w:cs="Times New Roman"/>
-          <w:vertAlign w:val="subscript"/>
-          <w:lang w:val="tr-TR"/>
-        </w:rPr>
-        <w:t xml:space="preserve">5</w:t>
-      </w:r>
-      <w:r>
-        <w:rPr>
-          <w:rFonts w:ascii="Times New Roman" w:hAnsi="Times New Roman" w:cs="Times New Roman"/>
-          <w:lang w:val="tr-TR"/>
-        </w:rPr>
-        <w:t xml:space="preserve">, propenin basit formülü CH</w:t>
-      </w:r>
-      <w:r>
-        <w:rPr>
-          <w:rFonts w:ascii="Times New Roman" w:hAnsi="Times New Roman" w:cs="Times New Roman"/>
-          <w:vertAlign w:val="subscript"/>
-          <w:lang w:val="tr-TR"/>
-        </w:rPr>
-        <w:t xml:space="preserve">2</w:t>
-      </w:r>
-      <w:r>
-        <w:rPr>
-          <w:rFonts w:ascii="Times New Roman" w:hAnsi="Times New Roman" w:cs="Times New Roman"/>
-          <w:lang w:val="tr-TR"/>
-        </w:rPr>
-        <w:t xml:space="preserve">, etanoik asidin basit formülü ise CH</w:t>
-      </w:r>
-      <w:r>
-        <w:rPr>
-          <w:rFonts w:ascii="Times New Roman" w:hAnsi="Times New Roman" w:cs="Times New Roman"/>
-          <w:vertAlign w:val="subscript"/>
-          <w:lang w:val="tr-TR"/>
-        </w:rPr>
-        <w:t xml:space="preserve">2</w:t>
-      </w:r>
-      <w:r>
-        <w:rPr>
-          <w:rFonts w:ascii="Times New Roman" w:hAnsi="Times New Roman" w:cs="Times New Roman"/>
-          <w:lang w:val="tr-TR"/>
-        </w:rPr>
-        <w:t xml:space="preserve">O’dur. Propan ve etanolde olduğu gibi atom sayılarının 1’den büyük ortak böleni yoksa molekül formülü ile basit formül aynıdır. Bu örneklerden molekül formülünün, basit formüldeki atom sayılarının bir tam sayıyla (n) çarpılmasıyla elde edildiği sonucuna ulaşılabilir:</w:t>
+        <w:t xml:space="preserve">O) gibi atom sayılarının 1’den büyük ortak böleni olmayan bileşiklerde molekül formülü ile basit formül aynıdır. Buna göre molekül formülü, basit formüldeki atom sayılarının bir tam sayıyla (n) çarpılmasıyla elde edilir:</w:t>
       </w:r>
     </w:p>
     <w:tbl>
@@ -3295,8 +3353,8 @@
       <w:r>
         <w:rPr>
           <w:rFonts w:ascii="Times New Roman" w:hAnsi="Times New Roman" w:cs="Times New Roman"/>
+          <w:lang w:val="tr-TR"/>
           <w:vertAlign w:val="subscript"/>
-          <w:lang w:val="tr-TR"/>
         </w:rPr>
         <w:t xml:space="preserve">2</w:t>
       </w:r>
@@ -3305,13 +3363,13 @@
           <w:rFonts w:ascii="Times New Roman" w:hAnsi="Times New Roman" w:cs="Times New Roman"/>
           <w:lang w:val="tr-TR"/>
         </w:rPr>
-        <w:t xml:space="preserve">O olan bir bileşik, mol kütlesi 30 g/mol ise CH</w:t>
-      </w:r>
-      <w:r>
-        <w:rPr>
-          <w:rFonts w:ascii="Times New Roman" w:hAnsi="Times New Roman" w:cs="Times New Roman"/>
+        <w:t xml:space="preserve">O (30 g/mol) olan bir bileşiğin mol kütlesi 30 g/mol ise molekül formülü CH</w:t>
+      </w:r>
+      <w:r>
+        <w:rPr>
+          <w:rFonts w:ascii="Times New Roman" w:hAnsi="Times New Roman" w:cs="Times New Roman"/>
+          <w:lang w:val="tr-TR"/>
           <w:vertAlign w:val="subscript"/>
-          <w:lang w:val="tr-TR"/>
         </w:rPr>
         <w:t xml:space="preserve">2</w:t>
       </w:r>
@@ -3320,15 +3378,15 @@
           <w:rFonts w:ascii="Times New Roman" w:hAnsi="Times New Roman" w:cs="Times New Roman"/>
           <w:lang w:val="tr-TR"/>
         </w:rPr>
-        <w:t xml:space="preserve">O, 60 g/mol ise C</w:t>
-      </w:r>
-      <w:r>
-        <w:rPr>
-          <w:rFonts w:ascii="Times New Roman" w:hAnsi="Times New Roman" w:cs="Times New Roman"/>
+        <w:t xml:space="preserve">O (metanal), 180 g/mol ise n = 180/30 = 6 olduğundan C</w:t>
+      </w:r>
+      <w:r>
+        <w:rPr>
+          <w:rFonts w:ascii="Times New Roman" w:hAnsi="Times New Roman" w:cs="Times New Roman"/>
+          <w:lang w:val="tr-TR"/>
           <w:vertAlign w:val="subscript"/>
-          <w:lang w:val="tr-TR"/>
-        </w:rPr>
-        <w:t xml:space="preserve">2</w:t>
+        </w:rPr>
+        <w:t xml:space="preserve">6</w:t>
       </w:r>
       <w:r>
         <w:rPr>
@@ -3340,10 +3398,10 @@
       <w:r>
         <w:rPr>
           <w:rFonts w:ascii="Times New Roman" w:hAnsi="Times New Roman" w:cs="Times New Roman"/>
+          <w:lang w:val="tr-TR"/>
           <w:vertAlign w:val="subscript"/>
-          <w:lang w:val="tr-TR"/>
-        </w:rPr>
-        <w:t xml:space="preserve">4</w:t>
+        </w:rPr>
+        <w:t xml:space="preserve">12</w:t>
       </w:r>
       <w:r>
         <w:rPr>
@@ -3355,17 +3413,17 @@
       <w:r>
         <w:rPr>
           <w:rFonts w:ascii="Times New Roman" w:hAnsi="Times New Roman" w:cs="Times New Roman"/>
+          <w:lang w:val="tr-TR"/>
           <w:vertAlign w:val="subscript"/>
-          <w:lang w:val="tr-TR"/>
-        </w:rPr>
-        <w:t xml:space="preserve">2</w:t>
-      </w:r>
-      <w:r>
-        <w:rPr>
-          <w:rFonts w:ascii="Times New Roman" w:hAnsi="Times New Roman" w:cs="Times New Roman"/>
-          <w:lang w:val="tr-TR"/>
-        </w:rPr>
-        <w:t xml:space="preserve"> olabilir.</w:t>
+        </w:rPr>
+        <w:t xml:space="preserve">6</w:t>
+      </w:r>
+      <w:r>
+        <w:rPr>
+          <w:rFonts w:ascii="Times New Roman" w:hAnsi="Times New Roman" w:cs="Times New Roman"/>
+          <w:lang w:val="tr-TR"/>
+        </w:rPr>
+        <w:t xml:space="preserve"> (glikoz) olur.</w:t>
       </w:r>
     </w:p>
     <w:p>
@@ -3381,23 +3439,37 @@
           <w:rFonts w:ascii="Times New Roman" w:hAnsi="Times New Roman" w:cs="Times New Roman"/>
           <w:lang w:val="tr-TR"/>
         </w:rPr>
-        <w:t xml:space="preserve">Etanol ve dimetil eter örneğinde gördüğünüz gibi molekül formülü aynı olan bileşikler farklı yapılarda olabilir (Görsel D). Bu nedenle organik kimyada atomların birbirine hangi sırayla ve hangi bağlarla bağlandığını gösteren </w:t>
-      </w:r>
-      <w:r>
-        <w:rPr>
-          <w:rFonts w:ascii="Times New Roman" w:hAnsi="Times New Roman" w:cs="Times New Roman"/>
-          <w:b/>
-          <w:bCs/>
-          <w:lang w:val="tr-TR"/>
-        </w:rPr>
-        <w:t xml:space="preserve">yapı formülleri</w:t>
-      </w:r>
-      <w:r>
-        <w:rPr>
-          <w:rFonts w:ascii="Times New Roman" w:hAnsi="Times New Roman" w:cs="Times New Roman"/>
-          <w:lang w:val="tr-TR"/>
-        </w:rPr>
-        <w:t xml:space="preserve"> kullanılır. Yapı formülleri açık formül, yarı açık formül ve çizgi-bağ formülü olmak üzere farklı biçimlerde yazılabilir (Görsel E).</w:t>
+        <w:t xml:space="preserve">Molekül formülü aynı olan bileşikler farklı yapılarda olabilir. Örneğin oje çıkarıcıların temel bileşeni olan propanon (aseton) ile propanalin molekül formülü C</w:t>
+      </w:r>
+      <w:r>
+        <w:rPr>
+          <w:rFonts w:ascii="Times New Roman" w:hAnsi="Times New Roman" w:cs="Times New Roman"/>
+          <w:lang w:val="tr-TR"/>
+          <w:vertAlign w:val="subscript"/>
+        </w:rPr>
+        <w:t xml:space="preserve">3</w:t>
+      </w:r>
+      <w:r>
+        <w:rPr>
+          <w:rFonts w:ascii="Times New Roman" w:hAnsi="Times New Roman" w:cs="Times New Roman"/>
+          <w:lang w:val="tr-TR"/>
+        </w:rPr>
+        <w:t xml:space="preserve">H</w:t>
+      </w:r>
+      <w:r>
+        <w:rPr>
+          <w:rFonts w:ascii="Times New Roman" w:hAnsi="Times New Roman" w:cs="Times New Roman"/>
+          <w:lang w:val="tr-TR"/>
+          <w:vertAlign w:val="subscript"/>
+        </w:rPr>
+        <w:t xml:space="preserve">6</w:t>
+      </w:r>
+      <w:r>
+        <w:rPr>
+          <w:rFonts w:ascii="Times New Roman" w:hAnsi="Times New Roman" w:cs="Times New Roman"/>
+          <w:lang w:val="tr-TR"/>
+        </w:rPr>
+        <w:t xml:space="preserve">O’dur; ancak propanonda oksijen atomu zincirin ortasındaki karbon atomuna, propanalde ise zincirin ucundaki karbon atomuna ikili bağla bağlıdır (Görsel D). Bu nedenle organik kimyada atomların birbirine hangi sırayla ve hangi bağlarla bağlandığını gösteren yapı formülleri kullanılır. Yapı formülleri açık formül, yarı açık formül ve çizgi-bağ formülü olmak üzere farklı biçimlerde yazılabilir (Görsel E).</w:t>
       </w:r>
     </w:p>
     <w:p xmlns:a="http://schemas.openxmlformats.org/drawingml/2006/main" xmlns:pic="http://schemas.openxmlformats.org/drawingml/2006/picture">
@@ -3411,8 +3483,8 @@
       <w:r>
         <w:drawing>
           <wp:inline distT="0" distB="0" distL="0" distR="0">
-            <wp:extent cx="5760000" cy="1525735"/>
-            <wp:docPr id="900005" name="Grafik 900005" descr="Görsel D: Etanol ve dimetil eter moleküllerinin top-çubuk ve uzay dolgu modelleri"/>
+            <wp:extent cx="5760000" cy="1566163"/>
+            <wp:docPr id="900005" name="Grafik 900005" descr="Görsel D: Propanon ve propanal moleküllerinin top-çubuk ve uzay dolgu modelleri"/>
             <wp:cNvGraphicFramePr>
               <a:graphicFrameLocks noChangeAspect="1"/>
             </wp:cNvGraphicFramePr>
@@ -3432,7 +3504,7 @@
                   <pic:spPr>
                     <a:xfrm>
                       <a:off x="0" y="0"/>
-                      <a:ext cx="5760000" cy="1525735"/>
+                      <a:ext cx="5760000" cy="1566163"/>
                     </a:xfrm>
                     <a:prstGeom prst="rect">
                       <a:avLst/>
@@ -3456,18 +3528,9 @@
       <w:r>
         <w:rPr>
           <w:rFonts w:ascii="Times New Roman" w:hAnsi="Times New Roman" w:cs="Times New Roman"/>
-          <w:b/>
-          <w:bCs/>
-          <w:lang w:val="tr-TR"/>
-        </w:rPr>
-        <w:t xml:space="preserve">Görsel D:</w:t>
-      </w:r>
-      <w:r>
-        <w:rPr>
-          <w:rFonts w:ascii="Times New Roman" w:hAnsi="Times New Roman" w:cs="Times New Roman"/>
-          <w:lang w:val="tr-TR"/>
-        </w:rPr>
-        <w:t xml:space="preserve"> Etanol ve dimetil eter moleküllerinin top-çubuk ve uzay dolgu modelleri</w:t>
+          <w:lang w:val="tr-TR"/>
+        </w:rPr>
+        <w:t xml:space="preserve">Görsel D: Propanon ve propanal moleküllerinin top-çubuk ve uzay dolgu modelleri</w:t>
       </w:r>
     </w:p>
     <w:p xmlns:a="http://schemas.openxmlformats.org/drawingml/2006/main" xmlns:pic="http://schemas.openxmlformats.org/drawingml/2006/picture">
@@ -3606,18 +3669,394 @@
       <w:r>
         <w:rPr>
           <w:rFonts w:ascii="Times New Roman" w:hAnsi="Times New Roman" w:cs="Times New Roman"/>
+          <w:lang w:val="tr-TR"/>
+        </w:rPr>
+        <w:t xml:space="preserve">Yarı açık formülde karbon-hidrojen bağları ve çoğunlukla oksijen-hidrojen bağları gösterilmez; bir karbon atomuna bağlı hidrojen atomları o karbon atomunun yanına yazılır (CH</w:t>
+      </w:r>
+      <w:r>
+        <w:rPr>
+          <w:rFonts w:ascii="Times New Roman" w:hAnsi="Times New Roman" w:cs="Times New Roman"/>
+          <w:lang w:val="tr-TR"/>
+          <w:vertAlign w:val="subscript"/>
+        </w:rPr>
+        <w:t xml:space="preserve">3</w:t>
+      </w:r>
+      <w:r>
+        <w:rPr>
+          <w:rFonts w:ascii="Times New Roman" w:hAnsi="Times New Roman" w:cs="Times New Roman"/>
+          <w:lang w:val="tr-TR"/>
+        </w:rPr>
+        <w:t xml:space="preserve">, CH</w:t>
+      </w:r>
+      <w:r>
+        <w:rPr>
+          <w:rFonts w:ascii="Times New Roman" w:hAnsi="Times New Roman" w:cs="Times New Roman"/>
+          <w:lang w:val="tr-TR"/>
+          <w:vertAlign w:val="subscript"/>
+        </w:rPr>
+        <w:t xml:space="preserve">2</w:t>
+      </w:r>
+      <w:r>
+        <w:rPr>
+          <w:rFonts w:ascii="Times New Roman" w:hAnsi="Times New Roman" w:cs="Times New Roman"/>
+          <w:lang w:val="tr-TR"/>
+        </w:rPr>
+        <w:t xml:space="preserve">, CH gibi). Karbon atomları arasındaki bağlar ise gösterilir. Yer kazanmak için tekli bağlar yazılmadan formül tek satırda da gösterilebilir. Örneğin hekzanın yarı açık formülü CH</w:t>
+      </w:r>
+      <w:r>
+        <w:rPr>
+          <w:rFonts w:ascii="Times New Roman" w:hAnsi="Times New Roman" w:cs="Times New Roman"/>
+          <w:lang w:val="tr-TR"/>
+          <w:vertAlign w:val="subscript"/>
+        </w:rPr>
+        <w:t xml:space="preserve">3</w:t>
+      </w:r>
+      <w:r>
+        <w:rPr>
+          <w:rFonts w:ascii="Times New Roman" w:hAnsi="Times New Roman" w:cs="Times New Roman"/>
+          <w:lang w:val="tr-TR"/>
+        </w:rPr>
+        <w:t xml:space="preserve">–CH</w:t>
+      </w:r>
+      <w:r>
+        <w:rPr>
+          <w:rFonts w:ascii="Times New Roman" w:hAnsi="Times New Roman" w:cs="Times New Roman"/>
+          <w:lang w:val="tr-TR"/>
+          <w:vertAlign w:val="subscript"/>
+        </w:rPr>
+        <w:t xml:space="preserve">2</w:t>
+      </w:r>
+      <w:r>
+        <w:rPr>
+          <w:rFonts w:ascii="Times New Roman" w:hAnsi="Times New Roman" w:cs="Times New Roman"/>
+          <w:lang w:val="tr-TR"/>
+        </w:rPr>
+        <w:t xml:space="preserve">–CH</w:t>
+      </w:r>
+      <w:r>
+        <w:rPr>
+          <w:rFonts w:ascii="Times New Roman" w:hAnsi="Times New Roman" w:cs="Times New Roman"/>
+          <w:lang w:val="tr-TR"/>
+          <w:vertAlign w:val="subscript"/>
+        </w:rPr>
+        <w:t xml:space="preserve">2</w:t>
+      </w:r>
+      <w:r>
+        <w:rPr>
+          <w:rFonts w:ascii="Times New Roman" w:hAnsi="Times New Roman" w:cs="Times New Roman"/>
+          <w:lang w:val="tr-TR"/>
+        </w:rPr>
+        <w:t xml:space="preserve">–CH</w:t>
+      </w:r>
+      <w:r>
+        <w:rPr>
+          <w:rFonts w:ascii="Times New Roman" w:hAnsi="Times New Roman" w:cs="Times New Roman"/>
+          <w:lang w:val="tr-TR"/>
+          <w:vertAlign w:val="subscript"/>
+        </w:rPr>
+        <w:t xml:space="preserve">2</w:t>
+      </w:r>
+      <w:r>
+        <w:rPr>
+          <w:rFonts w:ascii="Times New Roman" w:hAnsi="Times New Roman" w:cs="Times New Roman"/>
+          <w:lang w:val="tr-TR"/>
+        </w:rPr>
+        <w:t xml:space="preserve">–CH</w:t>
+      </w:r>
+      <w:r>
+        <w:rPr>
+          <w:rFonts w:ascii="Times New Roman" w:hAnsi="Times New Roman" w:cs="Times New Roman"/>
+          <w:lang w:val="tr-TR"/>
+          <w:vertAlign w:val="subscript"/>
+        </w:rPr>
+        <w:t xml:space="preserve">2</w:t>
+      </w:r>
+      <w:r>
+        <w:rPr>
+          <w:rFonts w:ascii="Times New Roman" w:hAnsi="Times New Roman" w:cs="Times New Roman"/>
+          <w:lang w:val="tr-TR"/>
+        </w:rPr>
+        <w:t xml:space="preserve">–CH</w:t>
+      </w:r>
+      <w:r>
+        <w:rPr>
+          <w:rFonts w:ascii="Times New Roman" w:hAnsi="Times New Roman" w:cs="Times New Roman"/>
+          <w:lang w:val="tr-TR"/>
+          <w:vertAlign w:val="subscript"/>
+        </w:rPr>
+        <w:t xml:space="preserve">3</w:t>
+      </w:r>
+      <w:r>
+        <w:rPr>
+          <w:rFonts w:ascii="Times New Roman" w:hAnsi="Times New Roman" w:cs="Times New Roman"/>
+          <w:lang w:val="tr-TR"/>
+        </w:rPr>
+        <w:t xml:space="preserve">, CH</w:t>
+      </w:r>
+      <w:r>
+        <w:rPr>
+          <w:rFonts w:ascii="Times New Roman" w:hAnsi="Times New Roman" w:cs="Times New Roman"/>
+          <w:lang w:val="tr-TR"/>
+          <w:vertAlign w:val="subscript"/>
+        </w:rPr>
+        <w:t xml:space="preserve">3</w:t>
+      </w:r>
+      <w:r>
+        <w:rPr>
+          <w:rFonts w:ascii="Times New Roman" w:hAnsi="Times New Roman" w:cs="Times New Roman"/>
+          <w:lang w:val="tr-TR"/>
+        </w:rPr>
+        <w:t xml:space="preserve">CH</w:t>
+      </w:r>
+      <w:r>
+        <w:rPr>
+          <w:rFonts w:ascii="Times New Roman" w:hAnsi="Times New Roman" w:cs="Times New Roman"/>
+          <w:lang w:val="tr-TR"/>
+          <w:vertAlign w:val="subscript"/>
+        </w:rPr>
+        <w:t xml:space="preserve">2</w:t>
+      </w:r>
+      <w:r>
+        <w:rPr>
+          <w:rFonts w:ascii="Times New Roman" w:hAnsi="Times New Roman" w:cs="Times New Roman"/>
+          <w:lang w:val="tr-TR"/>
+        </w:rPr>
+        <w:t xml:space="preserve">CH</w:t>
+      </w:r>
+      <w:r>
+        <w:rPr>
+          <w:rFonts w:ascii="Times New Roman" w:hAnsi="Times New Roman" w:cs="Times New Roman"/>
+          <w:lang w:val="tr-TR"/>
+          <w:vertAlign w:val="subscript"/>
+        </w:rPr>
+        <w:t xml:space="preserve">2</w:t>
+      </w:r>
+      <w:r>
+        <w:rPr>
+          <w:rFonts w:ascii="Times New Roman" w:hAnsi="Times New Roman" w:cs="Times New Roman"/>
+          <w:lang w:val="tr-TR"/>
+        </w:rPr>
+        <w:t xml:space="preserve">CH</w:t>
+      </w:r>
+      <w:r>
+        <w:rPr>
+          <w:rFonts w:ascii="Times New Roman" w:hAnsi="Times New Roman" w:cs="Times New Roman"/>
+          <w:lang w:val="tr-TR"/>
+          <w:vertAlign w:val="subscript"/>
+        </w:rPr>
+        <w:t xml:space="preserve">2</w:t>
+      </w:r>
+      <w:r>
+        <w:rPr>
+          <w:rFonts w:ascii="Times New Roman" w:hAnsi="Times New Roman" w:cs="Times New Roman"/>
+          <w:lang w:val="tr-TR"/>
+        </w:rPr>
+        <w:t xml:space="preserve">CH</w:t>
+      </w:r>
+      <w:r>
+        <w:rPr>
+          <w:rFonts w:ascii="Times New Roman" w:hAnsi="Times New Roman" w:cs="Times New Roman"/>
+          <w:lang w:val="tr-TR"/>
+          <w:vertAlign w:val="subscript"/>
+        </w:rPr>
+        <w:t xml:space="preserve">2</w:t>
+      </w:r>
+      <w:r>
+        <w:rPr>
+          <w:rFonts w:ascii="Times New Roman" w:hAnsi="Times New Roman" w:cs="Times New Roman"/>
+          <w:lang w:val="tr-TR"/>
+        </w:rPr>
+        <w:t xml:space="preserve">CH</w:t>
+      </w:r>
+      <w:r>
+        <w:rPr>
+          <w:rFonts w:ascii="Times New Roman" w:hAnsi="Times New Roman" w:cs="Times New Roman"/>
+          <w:lang w:val="tr-TR"/>
+          <w:vertAlign w:val="subscript"/>
+        </w:rPr>
+        <w:t xml:space="preserve">3</w:t>
+      </w:r>
+      <w:r>
+        <w:rPr>
+          <w:rFonts w:ascii="Times New Roman" w:hAnsi="Times New Roman" w:cs="Times New Roman"/>
+          <w:lang w:val="tr-TR"/>
+        </w:rPr>
+        <w:t xml:space="preserve"> ya da CH</w:t>
+      </w:r>
+      <w:r>
+        <w:rPr>
+          <w:rFonts w:ascii="Times New Roman" w:hAnsi="Times New Roman" w:cs="Times New Roman"/>
+          <w:lang w:val="tr-TR"/>
+          <w:vertAlign w:val="subscript"/>
+        </w:rPr>
+        <w:t xml:space="preserve">3</w:t>
+      </w:r>
+      <w:r>
+        <w:rPr>
+          <w:rFonts w:ascii="Times New Roman" w:hAnsi="Times New Roman" w:cs="Times New Roman"/>
+          <w:lang w:val="tr-TR"/>
+        </w:rPr>
+        <w:t xml:space="preserve">(CH</w:t>
+      </w:r>
+      <w:r>
+        <w:rPr>
+          <w:rFonts w:ascii="Times New Roman" w:hAnsi="Times New Roman" w:cs="Times New Roman"/>
+          <w:lang w:val="tr-TR"/>
+          <w:vertAlign w:val="subscript"/>
+        </w:rPr>
+        <w:t xml:space="preserve">2</w:t>
+      </w:r>
+      <w:r>
+        <w:rPr>
+          <w:rFonts w:ascii="Times New Roman" w:hAnsi="Times New Roman" w:cs="Times New Roman"/>
+          <w:lang w:val="tr-TR"/>
+        </w:rPr>
+        <w:t xml:space="preserve">)</w:t>
+      </w:r>
+      <w:r>
+        <w:rPr>
+          <w:rFonts w:ascii="Times New Roman" w:hAnsi="Times New Roman" w:cs="Times New Roman"/>
+          <w:lang w:val="tr-TR"/>
+          <w:vertAlign w:val="subscript"/>
+        </w:rPr>
+        <w:t xml:space="preserve">4</w:t>
+      </w:r>
+      <w:r>
+        <w:rPr>
+          <w:rFonts w:ascii="Times New Roman" w:hAnsi="Times New Roman" w:cs="Times New Roman"/>
+          <w:lang w:val="tr-TR"/>
+        </w:rPr>
+        <w:t xml:space="preserve">CH</w:t>
+      </w:r>
+      <w:r>
+        <w:rPr>
+          <w:rFonts w:ascii="Times New Roman" w:hAnsi="Times New Roman" w:cs="Times New Roman"/>
+          <w:lang w:val="tr-TR"/>
+          <w:vertAlign w:val="subscript"/>
+        </w:rPr>
+        <w:t xml:space="preserve">3</w:t>
+      </w:r>
+      <w:r>
+        <w:rPr>
+          <w:rFonts w:ascii="Times New Roman" w:hAnsi="Times New Roman" w:cs="Times New Roman"/>
+          <w:lang w:val="tr-TR"/>
+        </w:rPr>
+        <w:t xml:space="preserve"> biçiminde yazılabilir. Ana zincire bağlı gruplar zincirin altına ya da üstüne yazılır; tek satırlık gösterimde ise parantez içinde belirtilir: CH</w:t>
+      </w:r>
+      <w:r>
+        <w:rPr>
+          <w:rFonts w:ascii="Times New Roman" w:hAnsi="Times New Roman" w:cs="Times New Roman"/>
+          <w:lang w:val="tr-TR"/>
+          <w:vertAlign w:val="subscript"/>
+        </w:rPr>
+        <w:t xml:space="preserve">3</w:t>
+      </w:r>
+      <w:r>
+        <w:rPr>
+          <w:rFonts w:ascii="Times New Roman" w:hAnsi="Times New Roman" w:cs="Times New Roman"/>
+          <w:lang w:val="tr-TR"/>
+        </w:rPr>
+        <w:t xml:space="preserve">CH(CH</w:t>
+      </w:r>
+      <w:r>
+        <w:rPr>
+          <w:rFonts w:ascii="Times New Roman" w:hAnsi="Times New Roman" w:cs="Times New Roman"/>
+          <w:lang w:val="tr-TR"/>
+          <w:vertAlign w:val="subscript"/>
+        </w:rPr>
+        <w:t xml:space="preserve">3</w:t>
+      </w:r>
+      <w:r>
+        <w:rPr>
+          <w:rFonts w:ascii="Times New Roman" w:hAnsi="Times New Roman" w:cs="Times New Roman"/>
+          <w:lang w:val="tr-TR"/>
+        </w:rPr>
+        <w:t xml:space="preserve">)CH</w:t>
+      </w:r>
+      <w:r>
+        <w:rPr>
+          <w:rFonts w:ascii="Times New Roman" w:hAnsi="Times New Roman" w:cs="Times New Roman"/>
+          <w:lang w:val="tr-TR"/>
+          <w:vertAlign w:val="subscript"/>
+        </w:rPr>
+        <w:t xml:space="preserve">3</w:t>
+      </w:r>
+      <w:r>
+        <w:rPr>
+          <w:rFonts w:ascii="Times New Roman" w:hAnsi="Times New Roman" w:cs="Times New Roman"/>
+          <w:lang w:val="tr-TR"/>
+        </w:rPr>
+        <w:t xml:space="preserve">. İkili ve üçlü bağlar yarı açık formülde her zaman gösterilir: CH</w:t>
+      </w:r>
+      <w:r>
+        <w:rPr>
+          <w:rFonts w:ascii="Times New Roman" w:hAnsi="Times New Roman" w:cs="Times New Roman"/>
+          <w:lang w:val="tr-TR"/>
+          <w:vertAlign w:val="subscript"/>
+        </w:rPr>
+        <w:t xml:space="preserve">3</w:t>
+      </w:r>
+      <w:r>
+        <w:rPr>
+          <w:rFonts w:ascii="Times New Roman" w:hAnsi="Times New Roman" w:cs="Times New Roman"/>
+          <w:lang w:val="tr-TR"/>
+        </w:rPr>
+        <w:t xml:space="preserve">–CH=CH–CH</w:t>
+      </w:r>
+      <w:r>
+        <w:rPr>
+          <w:rFonts w:ascii="Times New Roman" w:hAnsi="Times New Roman" w:cs="Times New Roman"/>
+          <w:lang w:val="tr-TR"/>
+          <w:vertAlign w:val="subscript"/>
+        </w:rPr>
+        <w:t xml:space="preserve">3</w:t>
+      </w:r>
+      <w:r>
+        <w:rPr>
+          <w:rFonts w:ascii="Times New Roman" w:hAnsi="Times New Roman" w:cs="Times New Roman"/>
+          <w:lang w:val="tr-TR"/>
+        </w:rPr>
+        <w:t xml:space="preserve">, CH</w:t>
+      </w:r>
+      <w:r>
+        <w:rPr>
+          <w:rFonts w:ascii="Times New Roman" w:hAnsi="Times New Roman" w:cs="Times New Roman"/>
+          <w:lang w:val="tr-TR"/>
+          <w:vertAlign w:val="subscript"/>
+        </w:rPr>
+        <w:t xml:space="preserve">3</w:t>
+      </w:r>
+      <w:r>
+        <w:rPr>
+          <w:rFonts w:ascii="Times New Roman" w:hAnsi="Times New Roman" w:cs="Times New Roman"/>
+          <w:lang w:val="tr-TR"/>
+        </w:rPr>
+        <w:t xml:space="preserve">–C≡CH.</w:t>
+      </w:r>
+    </w:p>
+    <w:p>
+      <w:pPr>
+        <w:jc w:val="both"/>
+        <w:rPr>
+          <w:rFonts w:ascii="Times New Roman" w:hAnsi="Times New Roman" w:cs="Times New Roman"/>
+          <w:lang w:val="tr-TR"/>
+        </w:rPr>
+      </w:pPr>
+      <w:r>
+        <w:rPr>
+          <w:rFonts w:ascii="Times New Roman" w:hAnsi="Times New Roman" w:cs="Times New Roman"/>
           <w:b/>
           <w:bCs/>
           <w:lang w:val="tr-TR"/>
         </w:rPr>
-        <w:t xml:space="preserve">Yarı açık formülde</w:t>
-      </w:r>
-      <w:r>
-        <w:rPr>
-          <w:rFonts w:ascii="Times New Roman" w:hAnsi="Times New Roman" w:cs="Times New Roman"/>
-          <w:lang w:val="tr-TR"/>
-        </w:rPr>
-        <w:t xml:space="preserve"> karbon-hidrojen bağları ve çoğunlukla oksijen-hidrojen bağları gösterilmez; bir karbon atomuna bağlı hidrojen atomları o karbon atomunun yanına yazılır (CH</w:t>
+        <w:t xml:space="preserve">Çizgi-bağ formülü</w:t>
+      </w:r>
+      <w:r>
+        <w:rPr>
+          <w:rFonts w:ascii="Times New Roman" w:hAnsi="Times New Roman" w:cs="Times New Roman"/>
+          <w:lang w:val="tr-TR"/>
+        </w:rPr>
+        <w:t xml:space="preserve"> (iskelet formülü), organik kimyacıların en sık kullandığı gösterimdir. Bu gösterimde karbon atomlarının sembolleri ve karbon atomlarına bağlı hidrojen atomları yazılmaz. Her çizgi bir bağı, her köşe ve her çizgi ucu ise bir karbon atomunu gösterir. Zincirler, gerçek bağ açılarını yansıtacak biçimde zikzak olarak çizilir. Her karbon atomunun dört bağ yaptığı bilindiğinden karbon atomuna bağlı hidrojen sayısı, dört bağı tamamlayacak kadardır: Tekli bağla bağlı bir çizgi ucundaki karbon atomunda üç, iki çizginin birleştiği köşedeki karbon atomunda iki, üç çizginin birleştiği köşedeki karbon atomunda bir hidrojen atomu bulunur. Dört çizginin birleştiği karbon atomuna ise hidrojen bağlı değildir. Karbon ve hidrojen dışındaki atomlar (O, N, Cl gibi) ve bu atomlara bağlı hidrojen atomları sembolleriyle yazılır. İkili bağlar iki, üçlü bağlar üç çizgiyle gösterilir; üçlü bağ yapan karbon atomlarının bağları doğrusal olarak çizilir. Halkalı bileşikler çokgenlerle gösterilir; örneğin altı karbon atomunun tekli bağlarla halka oluşturduğu siklohekzanın (C</w:t>
       </w:r>
       <w:r>
         <w:rPr>
@@ -3625,14 +4064,14 @@
           <w:vertAlign w:val="subscript"/>
           <w:lang w:val="tr-TR"/>
         </w:rPr>
-        <w:t xml:space="preserve">3</w:t>
-      </w:r>
-      <w:r>
-        <w:rPr>
-          <w:rFonts w:ascii="Times New Roman" w:hAnsi="Times New Roman" w:cs="Times New Roman"/>
-          <w:lang w:val="tr-TR"/>
-        </w:rPr>
-        <w:t xml:space="preserve">, CH</w:t>
+        <w:t xml:space="preserve">6</w:t>
+      </w:r>
+      <w:r>
+        <w:rPr>
+          <w:rFonts w:ascii="Times New Roman" w:hAnsi="Times New Roman" w:cs="Times New Roman"/>
+          <w:lang w:val="tr-TR"/>
+        </w:rPr>
+        <w:t xml:space="preserve">H</w:t>
       </w:r>
       <w:r>
         <w:rPr>
@@ -3640,269 +4079,14 @@
           <w:vertAlign w:val="subscript"/>
           <w:lang w:val="tr-TR"/>
         </w:rPr>
-        <w:t xml:space="preserve">2</w:t>
-      </w:r>
-      <w:r>
-        <w:rPr>
-          <w:rFonts w:ascii="Times New Roman" w:hAnsi="Times New Roman" w:cs="Times New Roman"/>
-          <w:lang w:val="tr-TR"/>
-        </w:rPr>
-        <w:t xml:space="preserve">, CH gibi). Karbon atomları arasındaki bağlar ise gösterilir. Yer kazanmak için tekli bağlar yazılmadan formül tek satırda da gösterilebilir. Örneğin bütanın yarı açık formülü CH</w:t>
-      </w:r>
-      <w:r>
-        <w:rPr>
-          <w:rFonts w:ascii="Times New Roman" w:hAnsi="Times New Roman" w:cs="Times New Roman"/>
-          <w:vertAlign w:val="subscript"/>
-          <w:lang w:val="tr-TR"/>
-        </w:rPr>
-        <w:t xml:space="preserve">3</w:t>
-      </w:r>
-      <w:r>
-        <w:rPr>
-          <w:rFonts w:ascii="Times New Roman" w:hAnsi="Times New Roman" w:cs="Times New Roman"/>
-          <w:lang w:val="tr-TR"/>
-        </w:rPr>
-        <w:t xml:space="preserve">–CH</w:t>
-      </w:r>
-      <w:r>
-        <w:rPr>
-          <w:rFonts w:ascii="Times New Roman" w:hAnsi="Times New Roman" w:cs="Times New Roman"/>
-          <w:vertAlign w:val="subscript"/>
-          <w:lang w:val="tr-TR"/>
-        </w:rPr>
-        <w:t xml:space="preserve">2</w:t>
-      </w:r>
-      <w:r>
-        <w:rPr>
-          <w:rFonts w:ascii="Times New Roman" w:hAnsi="Times New Roman" w:cs="Times New Roman"/>
-          <w:lang w:val="tr-TR"/>
-        </w:rPr>
-        <w:t xml:space="preserve">–CH</w:t>
-      </w:r>
-      <w:r>
-        <w:rPr>
-          <w:rFonts w:ascii="Times New Roman" w:hAnsi="Times New Roman" w:cs="Times New Roman"/>
-          <w:vertAlign w:val="subscript"/>
-          <w:lang w:val="tr-TR"/>
-        </w:rPr>
-        <w:t xml:space="preserve">2</w:t>
-      </w:r>
-      <w:r>
-        <w:rPr>
-          <w:rFonts w:ascii="Times New Roman" w:hAnsi="Times New Roman" w:cs="Times New Roman"/>
-          <w:lang w:val="tr-TR"/>
-        </w:rPr>
-        <w:t xml:space="preserve">–CH</w:t>
-      </w:r>
-      <w:r>
-        <w:rPr>
-          <w:rFonts w:ascii="Times New Roman" w:hAnsi="Times New Roman" w:cs="Times New Roman"/>
-          <w:vertAlign w:val="subscript"/>
-          <w:lang w:val="tr-TR"/>
-        </w:rPr>
-        <w:t xml:space="preserve">3</w:t>
-      </w:r>
-      <w:r>
-        <w:rPr>
-          <w:rFonts w:ascii="Times New Roman" w:hAnsi="Times New Roman" w:cs="Times New Roman"/>
-          <w:lang w:val="tr-TR"/>
-        </w:rPr>
-        <w:t xml:space="preserve">, CH</w:t>
-      </w:r>
-      <w:r>
-        <w:rPr>
-          <w:rFonts w:ascii="Times New Roman" w:hAnsi="Times New Roman" w:cs="Times New Roman"/>
-          <w:vertAlign w:val="subscript"/>
-          <w:lang w:val="tr-TR"/>
-        </w:rPr>
-        <w:t xml:space="preserve">3</w:t>
-      </w:r>
-      <w:r>
-        <w:rPr>
-          <w:rFonts w:ascii="Times New Roman" w:hAnsi="Times New Roman" w:cs="Times New Roman"/>
-          <w:lang w:val="tr-TR"/>
-        </w:rPr>
-        <w:t xml:space="preserve">CH</w:t>
-      </w:r>
-      <w:r>
-        <w:rPr>
-          <w:rFonts w:ascii="Times New Roman" w:hAnsi="Times New Roman" w:cs="Times New Roman"/>
-          <w:vertAlign w:val="subscript"/>
-          <w:lang w:val="tr-TR"/>
-        </w:rPr>
-        <w:t xml:space="preserve">2</w:t>
-      </w:r>
-      <w:r>
-        <w:rPr>
-          <w:rFonts w:ascii="Times New Roman" w:hAnsi="Times New Roman" w:cs="Times New Roman"/>
-          <w:lang w:val="tr-TR"/>
-        </w:rPr>
-        <w:t xml:space="preserve">CH</w:t>
-      </w:r>
-      <w:r>
-        <w:rPr>
-          <w:rFonts w:ascii="Times New Roman" w:hAnsi="Times New Roman" w:cs="Times New Roman"/>
-          <w:vertAlign w:val="subscript"/>
-          <w:lang w:val="tr-TR"/>
-        </w:rPr>
-        <w:t xml:space="preserve">2</w:t>
-      </w:r>
-      <w:r>
-        <w:rPr>
-          <w:rFonts w:ascii="Times New Roman" w:hAnsi="Times New Roman" w:cs="Times New Roman"/>
-          <w:lang w:val="tr-TR"/>
-        </w:rPr>
-        <w:t xml:space="preserve">CH</w:t>
-      </w:r>
-      <w:r>
-        <w:rPr>
-          <w:rFonts w:ascii="Times New Roman" w:hAnsi="Times New Roman" w:cs="Times New Roman"/>
-          <w:vertAlign w:val="subscript"/>
-          <w:lang w:val="tr-TR"/>
-        </w:rPr>
-        <w:t xml:space="preserve">3</w:t>
-      </w:r>
-      <w:r>
-        <w:rPr>
-          <w:rFonts w:ascii="Times New Roman" w:hAnsi="Times New Roman" w:cs="Times New Roman"/>
-          <w:lang w:val="tr-TR"/>
-        </w:rPr>
-        <w:t xml:space="preserve"> ya da CH</w:t>
-      </w:r>
-      <w:r>
-        <w:rPr>
-          <w:rFonts w:ascii="Times New Roman" w:hAnsi="Times New Roman" w:cs="Times New Roman"/>
-          <w:vertAlign w:val="subscript"/>
-          <w:lang w:val="tr-TR"/>
-        </w:rPr>
-        <w:t xml:space="preserve">3</w:t>
-      </w:r>
-      <w:r>
-        <w:rPr>
-          <w:rFonts w:ascii="Times New Roman" w:hAnsi="Times New Roman" w:cs="Times New Roman"/>
-          <w:lang w:val="tr-TR"/>
-        </w:rPr>
-        <w:t xml:space="preserve">(CH</w:t>
-      </w:r>
-      <w:r>
-        <w:rPr>
-          <w:rFonts w:ascii="Times New Roman" w:hAnsi="Times New Roman" w:cs="Times New Roman"/>
-          <w:vertAlign w:val="subscript"/>
-          <w:lang w:val="tr-TR"/>
-        </w:rPr>
-        <w:t xml:space="preserve">2</w:t>
-      </w:r>
-      <w:r>
-        <w:rPr>
-          <w:rFonts w:ascii="Times New Roman" w:hAnsi="Times New Roman" w:cs="Times New Roman"/>
-          <w:lang w:val="tr-TR"/>
-        </w:rPr>
-        <w:t xml:space="preserve">)</w:t>
-      </w:r>
-      <w:r>
-        <w:rPr>
-          <w:rFonts w:ascii="Times New Roman" w:hAnsi="Times New Roman" w:cs="Times New Roman"/>
-          <w:vertAlign w:val="subscript"/>
-          <w:lang w:val="tr-TR"/>
-        </w:rPr>
-        <w:t xml:space="preserve">2</w:t>
-      </w:r>
-      <w:r>
-        <w:rPr>
-          <w:rFonts w:ascii="Times New Roman" w:hAnsi="Times New Roman" w:cs="Times New Roman"/>
-          <w:lang w:val="tr-TR"/>
-        </w:rPr>
-        <w:t xml:space="preserve">CH</w:t>
-      </w:r>
-      <w:r>
-        <w:rPr>
-          <w:rFonts w:ascii="Times New Roman" w:hAnsi="Times New Roman" w:cs="Times New Roman"/>
-          <w:vertAlign w:val="subscript"/>
-          <w:lang w:val="tr-TR"/>
-        </w:rPr>
-        <w:t xml:space="preserve">3</w:t>
-      </w:r>
-      <w:r>
-        <w:rPr>
-          <w:rFonts w:ascii="Times New Roman" w:hAnsi="Times New Roman" w:cs="Times New Roman"/>
-          <w:lang w:val="tr-TR"/>
-        </w:rPr>
-        <w:t xml:space="preserve"> biçiminde yazılabilir. Ana zincire bağlı gruplar zincirin altına ya da üstüne yazılır; tek satırlık gösterimde ise parantez içinde belirtilir: CH</w:t>
-      </w:r>
-      <w:r>
-        <w:rPr>
-          <w:rFonts w:ascii="Times New Roman" w:hAnsi="Times New Roman" w:cs="Times New Roman"/>
-          <w:vertAlign w:val="subscript"/>
-          <w:lang w:val="tr-TR"/>
-        </w:rPr>
-        <w:t xml:space="preserve">3</w:t>
-      </w:r>
-      <w:r>
-        <w:rPr>
-          <w:rFonts w:ascii="Times New Roman" w:hAnsi="Times New Roman" w:cs="Times New Roman"/>
-          <w:lang w:val="tr-TR"/>
-        </w:rPr>
-        <w:t xml:space="preserve">CH(CH</w:t>
-      </w:r>
-      <w:r>
-        <w:rPr>
-          <w:rFonts w:ascii="Times New Roman" w:hAnsi="Times New Roman" w:cs="Times New Roman"/>
-          <w:vertAlign w:val="subscript"/>
-          <w:lang w:val="tr-TR"/>
-        </w:rPr>
-        <w:t xml:space="preserve">3</w:t>
-      </w:r>
-      <w:r>
-        <w:rPr>
-          <w:rFonts w:ascii="Times New Roman" w:hAnsi="Times New Roman" w:cs="Times New Roman"/>
-          <w:lang w:val="tr-TR"/>
-        </w:rPr>
-        <w:t xml:space="preserve">)CH</w:t>
-      </w:r>
-      <w:r>
-        <w:rPr>
-          <w:rFonts w:ascii="Times New Roman" w:hAnsi="Times New Roman" w:cs="Times New Roman"/>
-          <w:vertAlign w:val="subscript"/>
-          <w:lang w:val="tr-TR"/>
-        </w:rPr>
-        <w:t xml:space="preserve">3</w:t>
-      </w:r>
-      <w:r>
-        <w:rPr>
-          <w:rFonts w:ascii="Times New Roman" w:hAnsi="Times New Roman" w:cs="Times New Roman"/>
-          <w:lang w:val="tr-TR"/>
-        </w:rPr>
-        <w:t xml:space="preserve">. İkili ve üçlü bağlar yarı açık formülde her zaman gösterilir: CH</w:t>
-      </w:r>
-      <w:r>
-        <w:rPr>
-          <w:rFonts w:ascii="Times New Roman" w:hAnsi="Times New Roman" w:cs="Times New Roman"/>
-          <w:vertAlign w:val="subscript"/>
-          <w:lang w:val="tr-TR"/>
-        </w:rPr>
-        <w:t xml:space="preserve">2</w:t>
-      </w:r>
-      <w:r>
-        <w:rPr>
-          <w:rFonts w:ascii="Times New Roman" w:hAnsi="Times New Roman" w:cs="Times New Roman"/>
-          <w:lang w:val="tr-TR"/>
-        </w:rPr>
-        <w:t xml:space="preserve">=CH–CH</w:t>
-      </w:r>
-      <w:r>
-        <w:rPr>
-          <w:rFonts w:ascii="Times New Roman" w:hAnsi="Times New Roman" w:cs="Times New Roman"/>
-          <w:vertAlign w:val="subscript"/>
-          <w:lang w:val="tr-TR"/>
-        </w:rPr>
-        <w:t xml:space="preserve">3</w:t>
-      </w:r>
-      <w:r>
-        <w:rPr>
-          <w:rFonts w:ascii="Times New Roman" w:hAnsi="Times New Roman" w:cs="Times New Roman"/>
-          <w:lang w:val="tr-TR"/>
-        </w:rPr>
-        <w:t xml:space="preserve">.</w:t>
+        <w:t xml:space="preserve">12</w:t>
+      </w:r>
+      <w:r>
+        <w:rPr>
+          <w:rFonts w:ascii="Times New Roman" w:hAnsi="Times New Roman" w:cs="Times New Roman"/>
+          <w:lang w:val="tr-TR"/>
+        </w:rPr>
+        <w:t xml:space="preserve">) çizgi-bağ formülü bir altıgendir.</w:t>
       </w:r>
     </w:p>
     <w:p>
@@ -3913,6 +4097,13 @@
           <w:lang w:val="tr-TR"/>
         </w:rPr>
       </w:pPr>
+      <w:r>
+        <w:rPr>
+          <w:rFonts w:ascii="Times New Roman" w:hAnsi="Times New Roman" w:cs="Times New Roman"/>
+          <w:lang w:val="tr-TR"/>
+        </w:rPr>
+        <w:t xml:space="preserve">Formüller molekülleri iki boyutlu olarak gösterir. Moleküllerin üç boyutlu yapısını göstermek için ise molekül modelleri kullanılır (Görsel F). </w:t>
+      </w:r>
       <w:r>
         <w:rPr>
           <w:rFonts w:ascii="Times New Roman" w:hAnsi="Times New Roman" w:cs="Times New Roman"/>
@@ -3920,60 +4111,14 @@
           <w:bCs/>
           <w:lang w:val="tr-TR"/>
         </w:rPr>
-        <w:t xml:space="preserve">Çizgi-bağ formülü</w:t>
-      </w:r>
-      <w:r>
-        <w:rPr>
-          <w:rFonts w:ascii="Times New Roman" w:hAnsi="Times New Roman" w:cs="Times New Roman"/>
-          <w:lang w:val="tr-TR"/>
-        </w:rPr>
-        <w:t xml:space="preserve"> (iskelet formülü), organik kimyacıların en sık kullandığı gösterimdir. Bu gösterimde karbon atomlarının sembolleri ve karbon atomlarına bağlı hidrojen atomları yazılmaz. Her çizgi bir bağı, her köşe ve her çizgi ucu ise bir karbon atomunu gösterir. Zincirler, gerçek bağ açılarını yansıtacak biçimde zikzak olarak çizilir. Her karbon atomunun dört bağ yaptığı bilindiğinden karbon atomuna bağlı hidrojen sayısı, dört bağı tamamlayacak kadardır: Tekli bağla bağlı bir çizgi ucundaki karbon atomunda üç, iki çizginin birleştiği köşedeki karbon atomunda iki, üç çizginin birleştiği köşedeki karbon atomunda bir hidrojen atomu bulunur. Dört çizginin birleştiği karbon atomuna ise hidrojen bağlı değildir. Karbon ve hidrojen dışındaki atomlar (O, N, Cl gibi) ve bu atomlara bağlı hidrojen atomları sembolleriyle yazılır. İkili bağlar iki, üçlü bağlar üç çizgiyle gösterilir; üçlü bağ yapan karbon atomlarının bağları doğrusal olarak çizilir. Halkalı bileşikler çokgenlerle gösterilir; örneğin altı karbon atomunun tekli bağlarla halka oluşturduğu siklohekzanın (C</w:t>
-      </w:r>
-      <w:r>
-        <w:rPr>
-          <w:rFonts w:ascii="Times New Roman" w:hAnsi="Times New Roman" w:cs="Times New Roman"/>
-          <w:vertAlign w:val="subscript"/>
-          <w:lang w:val="tr-TR"/>
-        </w:rPr>
-        <w:t xml:space="preserve">6</w:t>
-      </w:r>
-      <w:r>
-        <w:rPr>
-          <w:rFonts w:ascii="Times New Roman" w:hAnsi="Times New Roman" w:cs="Times New Roman"/>
-          <w:lang w:val="tr-TR"/>
-        </w:rPr>
-        <w:t xml:space="preserve">H</w:t>
-      </w:r>
-      <w:r>
-        <w:rPr>
-          <w:rFonts w:ascii="Times New Roman" w:hAnsi="Times New Roman" w:cs="Times New Roman"/>
-          <w:vertAlign w:val="subscript"/>
-          <w:lang w:val="tr-TR"/>
-        </w:rPr>
-        <w:t xml:space="preserve">12</w:t>
-      </w:r>
-      <w:r>
-        <w:rPr>
-          <w:rFonts w:ascii="Times New Roman" w:hAnsi="Times New Roman" w:cs="Times New Roman"/>
-          <w:lang w:val="tr-TR"/>
-        </w:rPr>
-        <w:t xml:space="preserve">) çizgi-bağ formülü bir altıgendir.</w:t>
-      </w:r>
-    </w:p>
-    <w:p>
-      <w:pPr>
-        <w:jc w:val="both"/>
-        <w:rPr>
-          <w:rFonts w:ascii="Times New Roman" w:hAnsi="Times New Roman" w:cs="Times New Roman"/>
-          <w:lang w:val="tr-TR"/>
-        </w:rPr>
-      </w:pPr>
-      <w:r>
-        <w:rPr>
-          <w:rFonts w:ascii="Times New Roman" w:hAnsi="Times New Roman" w:cs="Times New Roman"/>
-          <w:lang w:val="tr-TR"/>
-        </w:rPr>
-        <w:t xml:space="preserve">Formüller molekülleri iki boyutlu olarak gösterir. Moleküllerin üç boyutlu yapısını göstermek için ise molekül modelleri kullanılır (Görsel F). </w:t>
+        <w:t xml:space="preserve">Top-çubuk modelinde</w:t>
+      </w:r>
+      <w:r>
+        <w:rPr>
+          <w:rFonts w:ascii="Times New Roman" w:hAnsi="Times New Roman" w:cs="Times New Roman"/>
+          <w:lang w:val="tr-TR"/>
+        </w:rPr>
+        <w:t xml:space="preserve"> atomlar küreler, bağlar ise çubuklarla gösterilir; bu model bağ açılarını ve atomların uzaydaki yönelimini açıkça gösterir. </w:t>
       </w:r>
       <w:r>
         <w:rPr>
@@ -3982,22 +4127,6 @@
           <w:bCs/>
           <w:lang w:val="tr-TR"/>
         </w:rPr>
-        <w:t xml:space="preserve">Top-çubuk modelinde</w:t>
-      </w:r>
-      <w:r>
-        <w:rPr>
-          <w:rFonts w:ascii="Times New Roman" w:hAnsi="Times New Roman" w:cs="Times New Roman"/>
-          <w:lang w:val="tr-TR"/>
-        </w:rPr>
-        <w:t xml:space="preserve"> atomlar küreler, bağlar ise çubuklarla gösterilir; bu model bağ açılarını ve atomların uzaydaki yönelimini açıkça gösterir. </w:t>
-      </w:r>
-      <w:r>
-        <w:rPr>
-          <w:rFonts w:ascii="Times New Roman" w:hAnsi="Times New Roman" w:cs="Times New Roman"/>
-          <w:b/>
-          <w:bCs/>
-          <w:lang w:val="tr-TR"/>
-        </w:rPr>
         <w:t xml:space="preserve">Uzay dolgu modelinde</w:t>
       </w:r>
       <w:r>
@@ -4019,8 +4148,8 @@
       <w:r>
         <w:drawing>
           <wp:inline distT="0" distB="0" distL="0" distR="0">
-            <wp:extent cx="5760000" cy="1908055"/>
-            <wp:docPr id="900007" name="Grafik 900007" descr="Görsel F: Bütan molekülünün top-çubuk ve uzay dolgu modelleri"/>
+            <wp:extent cx="5760000" cy="1953333"/>
+            <wp:docPr id="900007" name="Grafik 900007" descr="Görsel F: 2-metilpropan molekülünün top-çubuk ve uzay dolgu modelleri"/>
             <wp:cNvGraphicFramePr>
               <a:graphicFrameLocks noChangeAspect="1"/>
             </wp:cNvGraphicFramePr>
@@ -4040,7 +4169,7 @@
                   <pic:spPr>
                     <a:xfrm>
                       <a:off x="0" y="0"/>
-                      <a:ext cx="5760000" cy="1908055"/>
+                      <a:ext cx="5760000" cy="1953333"/>
                     </a:xfrm>
                     <a:prstGeom prst="rect">
                       <a:avLst/>
@@ -4064,18 +4193,9 @@
       <w:r>
         <w:rPr>
           <w:rFonts w:ascii="Times New Roman" w:hAnsi="Times New Roman" w:cs="Times New Roman"/>
-          <w:b/>
-          <w:bCs/>
-          <w:lang w:val="tr-TR"/>
-        </w:rPr>
-        <w:t xml:space="preserve">Görsel F:</w:t>
-      </w:r>
-      <w:r>
-        <w:rPr>
-          <w:rFonts w:ascii="Times New Roman" w:hAnsi="Times New Roman" w:cs="Times New Roman"/>
-          <w:lang w:val="tr-TR"/>
-        </w:rPr>
-        <w:t xml:space="preserve"> Bütan molekülünün top-çubuk ve uzay dolgu modelleri</w:t>
+          <w:lang w:val="tr-TR"/>
+        </w:rPr>
+        <w:t xml:space="preserve">Görsel F: 2-metilpropan molekülünün top-çubuk ve uzay dolgu modelleri</w:t>
       </w:r>
     </w:p>
     <w:p>
@@ -4246,14 +4366,13 @@
             </w:pPr>
             <w:r>
               <w:rPr>
-                <w:rFonts w:ascii="Times New Roman" w:hAnsi="Times New Roman" w:cs="Times New Roman"/>
                 <w:b/>
-                <w:bCs/>
+                <w:rFonts w:ascii="Times New Roman" w:hAnsi="Times New Roman" w:cs="Times New Roman"/>
                 <w:sz w:val="20"/>
                 <w:szCs w:val="20"/>
                 <w:lang w:val="tr-TR"/>
               </w:rPr>
-              <w:t xml:space="preserve">Etanol için örnek</w:t>
+              <w:t xml:space="preserve">Pent-1-en için örnek</w:t>
             </w:r>
           </w:p>
         </w:tc>
@@ -4351,45 +4470,17 @@
                 <w:szCs w:val="20"/>
                 <w:lang w:val="tr-TR"/>
               </w:rPr>
-              <w:t xml:space="preserve">C</w:t>
+              <w:t xml:space="preserve">CH</w:t>
             </w:r>
             <w:r>
               <w:rPr>
                 <w:rFonts w:ascii="Times New Roman" w:hAnsi="Times New Roman" w:cs="Times New Roman"/>
                 <w:sz w:val="20"/>
                 <w:szCs w:val="20"/>
+                <w:lang w:val="tr-TR"/>
                 <w:vertAlign w:val="subscript"/>
-                <w:lang w:val="tr-TR"/>
               </w:rPr>
               <w:t xml:space="preserve">2</w:t>
-            </w:r>
-            <w:r>
-              <w:rPr>
-                <w:rFonts w:ascii="Times New Roman" w:hAnsi="Times New Roman" w:cs="Times New Roman"/>
-                <w:sz w:val="20"/>
-                <w:szCs w:val="20"/>
-                <w:lang w:val="tr-TR"/>
-              </w:rPr>
-              <w:t xml:space="preserve">H</w:t>
-            </w:r>
-            <w:r>
-              <w:rPr>
-                <w:rFonts w:ascii="Times New Roman" w:hAnsi="Times New Roman" w:cs="Times New Roman"/>
-                <w:sz w:val="20"/>
-                <w:szCs w:val="20"/>
-                <w:vertAlign w:val="subscript"/>
-                <w:lang w:val="tr-TR"/>
-              </w:rPr>
-              <w:t xml:space="preserve">6</w:t>
-            </w:r>
-            <w:r>
-              <w:rPr>
-                <w:rFonts w:ascii="Times New Roman" w:hAnsi="Times New Roman" w:cs="Times New Roman"/>
-                <w:sz w:val="20"/>
-                <w:szCs w:val="20"/>
-                <w:lang w:val="tr-TR"/>
-              </w:rPr>
-              <w:t xml:space="preserve">O</w:t>
             </w:r>
           </w:p>
         </w:tc>
@@ -4494,10 +4585,10 @@
                 <w:rFonts w:ascii="Times New Roman" w:hAnsi="Times New Roman" w:cs="Times New Roman"/>
                 <w:sz w:val="20"/>
                 <w:szCs w:val="20"/>
+                <w:lang w:val="tr-TR"/>
                 <w:vertAlign w:val="subscript"/>
-                <w:lang w:val="tr-TR"/>
-              </w:rPr>
-              <w:t xml:space="preserve">2</w:t>
+              </w:rPr>
+              <w:t xml:space="preserve">5</w:t>
             </w:r>
             <w:r>
               <w:rPr>
@@ -4513,19 +4604,10 @@
                 <w:rFonts w:ascii="Times New Roman" w:hAnsi="Times New Roman" w:cs="Times New Roman"/>
                 <w:sz w:val="20"/>
                 <w:szCs w:val="20"/>
+                <w:lang w:val="tr-TR"/>
                 <w:vertAlign w:val="subscript"/>
-                <w:lang w:val="tr-TR"/>
-              </w:rPr>
-              <w:t xml:space="preserve">6</w:t>
-            </w:r>
-            <w:r>
-              <w:rPr>
-                <w:rFonts w:ascii="Times New Roman" w:hAnsi="Times New Roman" w:cs="Times New Roman"/>
-                <w:sz w:val="20"/>
-                <w:szCs w:val="20"/>
-                <w:lang w:val="tr-TR"/>
-              </w:rPr>
-              <w:t xml:space="preserve">O</w:t>
+              </w:rPr>
+              <w:t xml:space="preserve">10</w:t>
             </w:r>
           </w:p>
         </w:tc>
@@ -4623,7 +4705,7 @@
                 <w:szCs w:val="20"/>
                 <w:lang w:val="tr-TR"/>
               </w:rPr>
-              <w:t xml:space="preserve">Analiz ve Keşif Atölyesi 2.4.’teki görsel</w:t>
+              <w:t xml:space="preserve">Görsel E</w:t>
             </w:r>
           </w:p>
         </w:tc>
@@ -4728,10 +4810,29 @@
                 <w:rFonts w:ascii="Times New Roman" w:hAnsi="Times New Roman" w:cs="Times New Roman"/>
                 <w:sz w:val="20"/>
                 <w:szCs w:val="20"/>
+                <w:lang w:val="tr-TR"/>
                 <w:vertAlign w:val="subscript"/>
-                <w:lang w:val="tr-TR"/>
-              </w:rPr>
-              <w:t xml:space="preserve">3</w:t>
+              </w:rPr>
+              <w:t xml:space="preserve">2</w:t>
+            </w:r>
+            <w:r>
+              <w:rPr>
+                <w:rFonts w:ascii="Times New Roman" w:hAnsi="Times New Roman" w:cs="Times New Roman"/>
+                <w:sz w:val="20"/>
+                <w:szCs w:val="20"/>
+                <w:lang w:val="tr-TR"/>
+              </w:rPr>
+              <w:t xml:space="preserve">=CH–CH</w:t>
+            </w:r>
+            <w:r>
+              <w:rPr>
+                <w:rFonts w:ascii="Times New Roman" w:hAnsi="Times New Roman" w:cs="Times New Roman"/>
+                <w:sz w:val="20"/>
+                <w:szCs w:val="20"/>
+                <w:lang w:val="tr-TR"/>
+                <w:vertAlign w:val="subscript"/>
+              </w:rPr>
+              <w:t xml:space="preserve">2</w:t>
             </w:r>
             <w:r>
               <w:rPr>
@@ -4747,8 +4848,8 @@
                 <w:rFonts w:ascii="Times New Roman" w:hAnsi="Times New Roman" w:cs="Times New Roman"/>
                 <w:sz w:val="20"/>
                 <w:szCs w:val="20"/>
+                <w:lang w:val="tr-TR"/>
                 <w:vertAlign w:val="subscript"/>
-                <w:lang w:val="tr-TR"/>
               </w:rPr>
               <w:t xml:space="preserve">2</w:t>
             </w:r>
@@ -4759,7 +4860,17 @@
                 <w:szCs w:val="20"/>
                 <w:lang w:val="tr-TR"/>
               </w:rPr>
-              <w:t xml:space="preserve">–OH</w:t>
+              <w:t xml:space="preserve">–CH</w:t>
+            </w:r>
+            <w:r>
+              <w:rPr>
+                <w:rFonts w:ascii="Times New Roman" w:hAnsi="Times New Roman" w:cs="Times New Roman"/>
+                <w:sz w:val="20"/>
+                <w:szCs w:val="20"/>
+                <w:lang w:val="tr-TR"/>
+                <w:vertAlign w:val="subscript"/>
+              </w:rPr>
+              <w:t xml:space="preserve">3</w:t>
             </w:r>
           </w:p>
         </w:tc>
@@ -4857,7 +4968,7 @@
                 <w:szCs w:val="20"/>
                 <w:lang w:val="tr-TR"/>
               </w:rPr>
-              <w:t xml:space="preserve">Analiz ve Keşif Atölyesi 2.4.’teki görsel</w:t>
+              <w:t xml:space="preserve">Görsel E</w:t>
             </w:r>
           </w:p>
         </w:tc>
@@ -4955,7 +5066,7 @@
                 <w:szCs w:val="20"/>
                 <w:lang w:val="tr-TR"/>
               </w:rPr>
-              <w:t xml:space="preserve">Görsel D</w:t>
+              <w:t xml:space="preserve">Görsel D ve Görsel F (farklı bileşikler)</w:t>
             </w:r>
           </w:p>
         </w:tc>
@@ -6732,7 +6843,7 @@
           <w:rFonts w:ascii="Times New Roman" w:hAnsi="Times New Roman" w:cs="Times New Roman"/>
           <w:lang w:val="tr-TR"/>
         </w:rPr>
-        <w:t xml:space="preserve">6. Bir öğretmen öğrencilerine bütan molekülündeki bağ açılarını göstermek istiyor. Öğretmen top-çubuk modelini mi yoksa uzay dolgu modelini mi seçmelidir? Gerekçesiyle açıklayınız.</w:t>
+        <w:t xml:space="preserve">6. Bir öğretmen öğrencilerine pentan molekülündeki bağ açılarını göstermek istiyor. Öğretmen top-çubuk modelini mi yoksa uzay dolgu modelini mi seçmelidir? Gerekçesiyle açıklayınız.</w:t>
       </w:r>
     </w:p>
     <w:p>

--- a/Kim12-2-4-Organik-Bilesiklerin-Formulleri.docx
+++ b/Kim12-2-4-Organik-Bilesiklerin-Formulleri.docx
@@ -778,7 +778,7 @@
           <w:rFonts w:ascii="Times New Roman" w:hAnsi="Times New Roman" w:cs="Times New Roman"/>
           <w:lang w:val="tr-TR"/>
         </w:rPr>
-        <w:t xml:space="preserve">O formülüyle gösterilir. Peki aynı sayıda ve aynı türde atomlardan oluşan iki molekül nasıl farklı maddeler olabilir? Bir organik bileşiği kâğıt üzerinde gösterirken hangi bilgileri vermek gerekir? Kimyacılar aynı bileşik için neden farklı formüller kullanır? Bir etkinlik yaparak keşfediniz. Analiz ve Keşif Atölyesi 2.4.’te tümevarımsal akıl yürüteceksiniz: Farklı formüllerle ve uzay dolgu modelleriyle gösterilen organik bileşikleri gözlemleyecek, bu gösterimler arasındaki örüntüleri bulacak ve bulduğunuz örüntülerden yola çıkarak organik bileşiklerin yapı formüllerine ilişkin bir genellemeye ulaşacaksınız. Modelleri ve formülleri dikkatle okuyup yorumlamanız görsel okuryazarlığınızı geliştirecek; genellemenizi kanıtlarla sınayıp gerektiğinde düzeltmeniz gerçeği arama eğiliminizi güçlendirecektir. Etkinlik boyunca kendinize hedef belirleyip çalışmanızı değerlendirerek öğrenme sürecinizi de yöneteceksiniz.</w:t>
+        <w:t xml:space="preserve">O formülüyle gösterilir. Peki aynı sayıda ve aynı türde atomlardan oluşan iki molekül nasıl farklı maddeler olabilir? Bir organik bileşiği kâğıt üzerinde gösterirken hangi bilgileri vermek gerekir? Kimyacılar aynı bileşik için neden farklı formüller kullanır? Bu soruların cevabını bir etkinlik yaparak keşfediniz. Analiz ve Keşif Atölyesi 2.4.’te tümevarımsal akıl yürüteceksiniz: Farklı formüllerle ve uzay dolgu modelleriyle gösterilen organik bileşikleri gözlemleyecek, bu gösterimler arasındaki örüntüleri bulacak ve bulduğunuz örüntülerden yola çıkarak organik bileşiklerin yapı formüllerine ilişkin bir genellemeye ulaşacaksınız. Modelleri ve formülleri dikkatle okuyup yorumlamanız görsel okuryazarlığınızı geliştirecek; genellemenizi kanıtlarla sınayıp gerektiğinde düzeltmeniz gerçeği arama eğiliminizi güçlendirecektir. Etkinlik boyunca kendinize hedef belirleyip çalışmanızı değerlendirerek öğrenme sürecinizi de yöneteceksiniz.</w:t>
       </w:r>
     </w:p>
     <w:tbl>

--- a/Kim12-2-4-Organik-Bilesiklerin-Formulleri.docx
+++ b/Kim12-2-4-Organik-Bilesiklerin-Formulleri.docx
@@ -6519,6 +6519,112 @@
           <w:lang w:val="tr-TR"/>
         </w:rPr>
         <w:t xml:space="preserve">2. Çizgi-bağ formülleri verilen bileşiklerin açık formüllerini çiziniz ve molekül formüllerini yazınız.</w:t>
+      </w:r>
+    </w:p>
+    <w:p>
+      <w:pPr>
+        <w:jc w:val="both"/>
+        <w:rPr>
+          <w:rFonts w:ascii="Times New Roman" w:hAnsi="Times New Roman" w:cs="Times New Roman"/>
+          <w:lang w:val="tr-TR"/>
+        </w:rPr>
+      </w:pPr>
+      <w:r>
+        <w:rPr>
+          <w:rFonts w:ascii="Times New Roman" w:hAnsi="Times New Roman" w:cs="Times New Roman"/>
+          <w:lang w:val="tr-TR"/>
+        </w:rPr>
+        <w:t xml:space="preserve">NOT: Soru metninin altına, çizim kutusunun üstüne üç çizgi-bağ formülü yan yana konulsun: a. beş köşeli halka (siklopentan, C</w:t>
+      </w:r>
+      <w:r>
+        <w:rPr>
+          <w:rFonts w:ascii="Times New Roman" w:hAnsi="Times New Roman" w:cs="Times New Roman"/>
+          <w:lang w:val="tr-TR"/>
+          <w:vertAlign w:val="subscript"/>
+        </w:rPr>
+        <w:t xml:space="preserve">5</w:t>
+      </w:r>
+      <w:r>
+        <w:rPr>
+          <w:rFonts w:ascii="Times New Roman" w:hAnsi="Times New Roman" w:cs="Times New Roman"/>
+          <w:lang w:val="tr-TR"/>
+        </w:rPr>
+        <w:t xml:space="preserve">H</w:t>
+      </w:r>
+      <w:r>
+        <w:rPr>
+          <w:rFonts w:ascii="Times New Roman" w:hAnsi="Times New Roman" w:cs="Times New Roman"/>
+          <w:lang w:val="tr-TR"/>
+          <w:vertAlign w:val="subscript"/>
+        </w:rPr>
+        <w:t xml:space="preserve">10</w:t>
+      </w:r>
+      <w:r>
+        <w:rPr>
+          <w:rFonts w:ascii="Times New Roman" w:hAnsi="Times New Roman" w:cs="Times New Roman"/>
+          <w:lang w:val="tr-TR"/>
+        </w:rPr>
+        <w:t xml:space="preserve">); b. altı karbonlu zikzak zincir, soldan 2. ve 3. karbon atomları arasında ikili bağ (hekz-2-en, C</w:t>
+      </w:r>
+      <w:r>
+        <w:rPr>
+          <w:rFonts w:ascii="Times New Roman" w:hAnsi="Times New Roman" w:cs="Times New Roman"/>
+          <w:lang w:val="tr-TR"/>
+          <w:vertAlign w:val="subscript"/>
+        </w:rPr>
+        <w:t xml:space="preserve">6</w:t>
+      </w:r>
+      <w:r>
+        <w:rPr>
+          <w:rFonts w:ascii="Times New Roman" w:hAnsi="Times New Roman" w:cs="Times New Roman"/>
+          <w:lang w:val="tr-TR"/>
+        </w:rPr>
+        <w:t xml:space="preserve">H</w:t>
+      </w:r>
+      <w:r>
+        <w:rPr>
+          <w:rFonts w:ascii="Times New Roman" w:hAnsi="Times New Roman" w:cs="Times New Roman"/>
+          <w:lang w:val="tr-TR"/>
+          <w:vertAlign w:val="subscript"/>
+        </w:rPr>
+        <w:t xml:space="preserve">12</w:t>
+      </w:r>
+      <w:r>
+        <w:rPr>
+          <w:rFonts w:ascii="Times New Roman" w:hAnsi="Times New Roman" w:cs="Times New Roman"/>
+          <w:lang w:val="tr-TR"/>
+        </w:rPr>
+        <w:t xml:space="preserve">); c. beş karbonlu zikzak zincir, soldan 2. karbon atomuna bağlı OH grubu (pentan-2-ol, C</w:t>
+      </w:r>
+      <w:r>
+        <w:rPr>
+          <w:rFonts w:ascii="Times New Roman" w:hAnsi="Times New Roman" w:cs="Times New Roman"/>
+          <w:lang w:val="tr-TR"/>
+          <w:vertAlign w:val="subscript"/>
+        </w:rPr>
+        <w:t xml:space="preserve">5</w:t>
+      </w:r>
+      <w:r>
+        <w:rPr>
+          <w:rFonts w:ascii="Times New Roman" w:hAnsi="Times New Roman" w:cs="Times New Roman"/>
+          <w:lang w:val="tr-TR"/>
+        </w:rPr>
+        <w:t xml:space="preserve">H</w:t>
+      </w:r>
+      <w:r>
+        <w:rPr>
+          <w:rFonts w:ascii="Times New Roman" w:hAnsi="Times New Roman" w:cs="Times New Roman"/>
+          <w:lang w:val="tr-TR"/>
+          <w:vertAlign w:val="subscript"/>
+        </w:rPr>
+        <w:t xml:space="preserve">12</w:t>
+      </w:r>
+      <w:r>
+        <w:rPr>
+          <w:rFonts w:ascii="Times New Roman" w:hAnsi="Times New Roman" w:cs="Times New Roman"/>
+          <w:lang w:val="tr-TR"/>
+        </w:rPr>
+        <w:t xml:space="preserve">O).</w:t>
       </w:r>
     </w:p>
     <w:p xmlns:a="http://schemas.openxmlformats.org/drawingml/2006/main" xmlns:pic="http://schemas.openxmlformats.org/drawingml/2006/picture">

--- a/Kim12-2-4-Organik-Bilesiklerin-Formulleri.docx
+++ b/Kim12-2-4-Organik-Bilesiklerin-Formulleri.docx
@@ -6519,112 +6519,6 @@
           <w:lang w:val="tr-TR"/>
         </w:rPr>
         <w:t xml:space="preserve">2. Çizgi-bağ formülleri verilen bileşiklerin açık formüllerini çiziniz ve molekül formüllerini yazınız.</w:t>
-      </w:r>
-    </w:p>
-    <w:p>
-      <w:pPr>
-        <w:jc w:val="both"/>
-        <w:rPr>
-          <w:rFonts w:ascii="Times New Roman" w:hAnsi="Times New Roman" w:cs="Times New Roman"/>
-          <w:lang w:val="tr-TR"/>
-        </w:rPr>
-      </w:pPr>
-      <w:r>
-        <w:rPr>
-          <w:rFonts w:ascii="Times New Roman" w:hAnsi="Times New Roman" w:cs="Times New Roman"/>
-          <w:lang w:val="tr-TR"/>
-        </w:rPr>
-        <w:t xml:space="preserve">NOT: Soru metninin altına, çizim kutusunun üstüne üç çizgi-bağ formülü yan yana konulsun: a. beş köşeli halka (siklopentan, C</w:t>
-      </w:r>
-      <w:r>
-        <w:rPr>
-          <w:rFonts w:ascii="Times New Roman" w:hAnsi="Times New Roman" w:cs="Times New Roman"/>
-          <w:lang w:val="tr-TR"/>
-          <w:vertAlign w:val="subscript"/>
-        </w:rPr>
-        <w:t xml:space="preserve">5</w:t>
-      </w:r>
-      <w:r>
-        <w:rPr>
-          <w:rFonts w:ascii="Times New Roman" w:hAnsi="Times New Roman" w:cs="Times New Roman"/>
-          <w:lang w:val="tr-TR"/>
-        </w:rPr>
-        <w:t xml:space="preserve">H</w:t>
-      </w:r>
-      <w:r>
-        <w:rPr>
-          <w:rFonts w:ascii="Times New Roman" w:hAnsi="Times New Roman" w:cs="Times New Roman"/>
-          <w:lang w:val="tr-TR"/>
-          <w:vertAlign w:val="subscript"/>
-        </w:rPr>
-        <w:t xml:space="preserve">10</w:t>
-      </w:r>
-      <w:r>
-        <w:rPr>
-          <w:rFonts w:ascii="Times New Roman" w:hAnsi="Times New Roman" w:cs="Times New Roman"/>
-          <w:lang w:val="tr-TR"/>
-        </w:rPr>
-        <w:t xml:space="preserve">); b. altı karbonlu zikzak zincir, soldan 2. ve 3. karbon atomları arasında ikili bağ (hekz-2-en, C</w:t>
-      </w:r>
-      <w:r>
-        <w:rPr>
-          <w:rFonts w:ascii="Times New Roman" w:hAnsi="Times New Roman" w:cs="Times New Roman"/>
-          <w:lang w:val="tr-TR"/>
-          <w:vertAlign w:val="subscript"/>
-        </w:rPr>
-        <w:t xml:space="preserve">6</w:t>
-      </w:r>
-      <w:r>
-        <w:rPr>
-          <w:rFonts w:ascii="Times New Roman" w:hAnsi="Times New Roman" w:cs="Times New Roman"/>
-          <w:lang w:val="tr-TR"/>
-        </w:rPr>
-        <w:t xml:space="preserve">H</w:t>
-      </w:r>
-      <w:r>
-        <w:rPr>
-          <w:rFonts w:ascii="Times New Roman" w:hAnsi="Times New Roman" w:cs="Times New Roman"/>
-          <w:lang w:val="tr-TR"/>
-          <w:vertAlign w:val="subscript"/>
-        </w:rPr>
-        <w:t xml:space="preserve">12</w:t>
-      </w:r>
-      <w:r>
-        <w:rPr>
-          <w:rFonts w:ascii="Times New Roman" w:hAnsi="Times New Roman" w:cs="Times New Roman"/>
-          <w:lang w:val="tr-TR"/>
-        </w:rPr>
-        <w:t xml:space="preserve">); c. beş karbonlu zikzak zincir, soldan 2. karbon atomuna bağlı OH grubu (pentan-2-ol, C</w:t>
-      </w:r>
-      <w:r>
-        <w:rPr>
-          <w:rFonts w:ascii="Times New Roman" w:hAnsi="Times New Roman" w:cs="Times New Roman"/>
-          <w:lang w:val="tr-TR"/>
-          <w:vertAlign w:val="subscript"/>
-        </w:rPr>
-        <w:t xml:space="preserve">5</w:t>
-      </w:r>
-      <w:r>
-        <w:rPr>
-          <w:rFonts w:ascii="Times New Roman" w:hAnsi="Times New Roman" w:cs="Times New Roman"/>
-          <w:lang w:val="tr-TR"/>
-        </w:rPr>
-        <w:t xml:space="preserve">H</w:t>
-      </w:r>
-      <w:r>
-        <w:rPr>
-          <w:rFonts w:ascii="Times New Roman" w:hAnsi="Times New Roman" w:cs="Times New Roman"/>
-          <w:lang w:val="tr-TR"/>
-          <w:vertAlign w:val="subscript"/>
-        </w:rPr>
-        <w:t xml:space="preserve">12</w:t>
-      </w:r>
-      <w:r>
-        <w:rPr>
-          <w:rFonts w:ascii="Times New Roman" w:hAnsi="Times New Roman" w:cs="Times New Roman"/>
-          <w:lang w:val="tr-TR"/>
-        </w:rPr>
-        <w:t xml:space="preserve">O).</w:t>
       </w:r>
     </w:p>
     <w:p xmlns:a="http://schemas.openxmlformats.org/drawingml/2006/main" xmlns:pic="http://schemas.openxmlformats.org/drawingml/2006/picture">

--- a/Kim12-2-4-Organik-Bilesiklerin-Formulleri.docx
+++ b/Kim12-2-4-Organik-Bilesiklerin-Formulleri.docx
@@ -3483,7 +3483,7 @@
       <w:r>
         <w:drawing>
           <wp:inline distT="0" distB="0" distL="0" distR="0">
-            <wp:extent cx="5760000" cy="1566163"/>
+            <wp:extent cx="5474218" cy="1530099"/>
             <wp:docPr id="900005" name="Grafik 900005" descr="Görsel D: Propanon ve propanal moleküllerinin top-çubuk ve uzay dolgu modelleri"/>
             <wp:cNvGraphicFramePr>
               <a:graphicFrameLocks noChangeAspect="1"/>
@@ -3504,7 +3504,7 @@
                   <pic:spPr>
                     <a:xfrm>
                       <a:off x="0" y="0"/>
-                      <a:ext cx="5760000" cy="1566163"/>
+                      <a:ext cx="5474218" cy="1530099"/>
                     </a:xfrm>
                     <a:prstGeom prst="rect">
                       <a:avLst/>
@@ -4148,7 +4148,7 @@
       <w:r>
         <w:drawing>
           <wp:inline distT="0" distB="0" distL="0" distR="0">
-            <wp:extent cx="5760000" cy="1953333"/>
+            <wp:extent cx="4754889" cy="1648971"/>
             <wp:docPr id="900007" name="Grafik 900007" descr="Görsel F: 2-metilpropan molekülünün top-çubuk ve uzay dolgu modelleri"/>
             <wp:cNvGraphicFramePr>
               <a:graphicFrameLocks noChangeAspect="1"/>
@@ -4169,7 +4169,7 @@
                   <pic:spPr>
                     <a:xfrm>
                       <a:off x="0" y="0"/>
-                      <a:ext cx="5760000" cy="1953333"/>
+                      <a:ext cx="4754889" cy="1648971"/>
                     </a:xfrm>
                     <a:prstGeom prst="rect">
                       <a:avLst/>

--- a/Kim12-2-4-Organik-Bilesiklerin-Formulleri.docx
+++ b/Kim12-2-4-Organik-Bilesiklerin-Formulleri.docx
@@ -1108,7 +1108,7 @@
       <w:r>
         <w:drawing>
           <wp:inline distT="0" distB="0" distL="0" distR="0">
-            <wp:extent cx="5760000" cy="5485714"/>
+            <wp:extent cx="5596139" cy="5199898"/>
             <wp:docPr id="900002" name="Grafik 900002" descr="Bazı organik bileşiklerin uzay dolgu modelleri ile açık, yarı açık ve çizgi-bağ formülleri"/>
             <wp:cNvGraphicFramePr>
               <a:graphicFrameLocks noChangeAspect="1"/>
@@ -1129,7 +1129,7 @@
                   <pic:spPr>
                     <a:xfrm>
                       <a:off x="0" y="0"/>
-                      <a:ext cx="5760000" cy="5485714"/>
+                      <a:ext cx="5596139" cy="5199898"/>
                     </a:xfrm>
                     <a:prstGeom prst="rect">
                       <a:avLst/>
@@ -6532,7 +6532,7 @@
       <w:r>
         <w:drawing>
           <wp:inline distT="0" distB="0" distL="0" distR="0">
-            <wp:extent cx="4680000" cy="1004137"/>
+            <wp:extent cx="4678689" cy="935737"/>
             <wp:docPr id="900013" name="Grafik 900013" descr="Çizgi-bağ formülleri"/>
             <wp:cNvGraphicFramePr>
               <a:graphicFrameLocks noChangeAspect="1"/>
@@ -6553,7 +6553,7 @@
                   <pic:spPr>
                     <a:xfrm>
                       <a:off x="0" y="0"/>
-                      <a:ext cx="4680000" cy="1004137"/>
+                      <a:ext cx="4678689" cy="935737"/>
                     </a:xfrm>
                     <a:prstGeom prst="rect">
                       <a:avLst/>

--- a/Kim12-2-4-Organik-Bilesiklerin-Formulleri.docx
+++ b/Kim12-2-4-Organik-Bilesiklerin-Formulleri.docx
@@ -22,165 +22,113 @@
         <w:t xml:space="preserve">BÖLÜM: Organik Bileşikler</w:t>
       </w:r>
     </w:p>
-    <w:tbl>
-      <w:tblPr>
-        <w:tblW w:w="9000" w:type="dxa"/>
+    <w:p>
+      <w:pPr>
         <w:jc w:val="center"/>
-        <w:tblBorders>
-          <w:top w:val="single" w:sz="8" w:space="0" w:color="7F7F7F"/>
-          <w:left w:val="single" w:sz="8" w:space="0" w:color="7F7F7F"/>
-          <w:bottom w:val="single" w:sz="8" w:space="0" w:color="7F7F7F"/>
-          <w:right w:val="single" w:sz="8" w:space="0" w:color="7F7F7F"/>
-        </w:tblBorders>
-      </w:tblPr>
-      <w:tblGrid>
-        <w:gridCol w:w="9000"/>
-      </w:tblGrid>
-      <w:tr>
-        <w:tc>
-          <w:tcPr>
-            <w:tcW w:w="9000" w:type="dxa"/>
-            <w:shd w:val="clear" w:color="auto" w:fill="EDEDED"/>
-          </w:tcPr>
-          <w:p>
-            <w:pPr>
-              <w:jc w:val="both"/>
-              <w:rPr>
-                <w:rFonts w:ascii="Times New Roman" w:hAnsi="Times New Roman" w:cs="Times New Roman"/>
-                <w:lang w:val="tr-TR"/>
-              </w:rPr>
-            </w:pPr>
-            <w:r>
-              <w:rPr>
-                <w:rFonts w:ascii="Times New Roman" w:hAnsi="Times New Roman" w:cs="Times New Roman"/>
-                <w:lang w:val="tr-TR"/>
-              </w:rPr>
-              <w:t xml:space="preserve">GÖRSEL ALANI (Bölüm kapağı, tam sayfa; Shutterstock)</w:t>
-            </w:r>
-          </w:p>
-          <w:p>
-            <w:pPr>
-              <w:jc w:val="both"/>
-              <w:rPr>
-                <w:rFonts w:ascii="Times New Roman" w:hAnsi="Times New Roman" w:cs="Times New Roman"/>
-                <w:lang w:val="tr-TR"/>
-              </w:rPr>
-            </w:pPr>
-            <w:r>
-              <w:rPr>
-                <w:rFonts w:ascii="Times New Roman" w:hAnsi="Times New Roman" w:cs="Times New Roman"/>
-                <w:lang w:val="tr-TR"/>
-              </w:rPr>
-              <w:t xml:space="preserve">Tarif: Gece aydınlatılmış bir petrokimya tesisi: damıtma kuleleri, borular ve depolama tankları; endüstriyel ama estetik bir manzara (tam sayfa bölüm kapağı).</w:t>
-            </w:r>
-          </w:p>
-          <w:p>
-            <w:pPr>
-              <w:jc w:val="both"/>
-              <w:rPr>
-                <w:rFonts w:ascii="Times New Roman" w:hAnsi="Times New Roman" w:cs="Times New Roman"/>
-                <w:lang w:val="tr-TR"/>
-              </w:rPr>
-            </w:pPr>
-            <w:r>
-              <w:rPr>
-                <w:rFonts w:ascii="Times New Roman" w:hAnsi="Times New Roman" w:cs="Times New Roman"/>
-                <w:lang w:val="tr-TR"/>
-              </w:rPr>
-              <w:t xml:space="preserve">Shutter ID: 2722731869 (fotoğraf) — Illuminated oil refinery chemical plant at night</w:t>
-            </w:r>
-          </w:p>
-        </w:tc>
-      </w:tr>
-    </w:tbl>
-    <w:p>
-      <w:pPr>
-        <w:jc w:val="both"/>
-        <w:rPr>
-          <w:rFonts w:ascii="Times New Roman" w:hAnsi="Times New Roman" w:cs="Times New Roman"/>
-          <w:lang w:val="tr-TR"/>
-        </w:rPr>
-      </w:pPr>
-    </w:p>
-    <w:tbl>
-      <w:tblPr>
-        <w:tblW w:w="9000" w:type="dxa"/>
+      </w:pPr>
+      <w:r>
+        <w:drawing>
+          <wp:inline xmlns:a="http://schemas.openxmlformats.org/drawingml/2006/main" xmlns:pic="http://schemas.openxmlformats.org/drawingml/2006/picture">
+            <wp:extent cx="5400000" cy="3258000"/>
+            <wp:docPr id="900016" name="Picture 900016"/>
+            <wp:cNvGraphicFramePr>
+              <a:graphicFrameLocks noChangeAspect="1"/>
+            </wp:cNvGraphicFramePr>
+            <a:graphic>
+              <a:graphicData uri="http://schemas.openxmlformats.org/drawingml/2006/picture">
+                <pic:pic>
+                  <pic:nvPicPr>
+                    <pic:cNvPr id="0" name="2722731869_d.jpg"/>
+                    <pic:cNvPicPr/>
+                  </pic:nvPicPr>
+                  <pic:blipFill>
+                    <a:blip r:embed="rId11"/>
+                    <a:stretch>
+                      <a:fillRect/>
+                    </a:stretch>
+                  </pic:blipFill>
+                  <pic:spPr>
+                    <a:xfrm>
+                      <a:off x="0" y="0"/>
+                      <a:ext cx="5400000" cy="3258000"/>
+                    </a:xfrm>
+                    <a:prstGeom prst="rect"/>
+                  </pic:spPr>
+                </pic:pic>
+              </a:graphicData>
+            </a:graphic>
+          </wp:inline>
+        </w:drawing>
+      </w:r>
+    </w:p>
+    <w:p>
+      <w:pPr>
         <w:jc w:val="center"/>
-        <w:tblBorders>
-          <w:top w:val="single" w:sz="8" w:space="0" w:color="7F7F7F"/>
-          <w:left w:val="single" w:sz="8" w:space="0" w:color="7F7F7F"/>
-          <w:bottom w:val="single" w:sz="8" w:space="0" w:color="7F7F7F"/>
-          <w:right w:val="single" w:sz="8" w:space="0" w:color="7F7F7F"/>
-        </w:tblBorders>
-      </w:tblPr>
-      <w:tblGrid>
-        <w:gridCol w:w="9000"/>
-      </w:tblGrid>
-      <w:tr>
-        <w:tc>
-          <w:tcPr>
-            <w:tcW w:w="9000" w:type="dxa"/>
-            <w:shd w:val="clear" w:color="auto" w:fill="EDEDED"/>
-          </w:tcPr>
-          <w:p>
-            <w:pPr>
-              <w:jc w:val="both"/>
-              <w:rPr>
-                <w:rFonts w:ascii="Times New Roman" w:hAnsi="Times New Roman" w:cs="Times New Roman"/>
-                <w:lang w:val="tr-TR"/>
-              </w:rPr>
-            </w:pPr>
-            <w:r>
-              <w:rPr>
-                <w:rFonts w:ascii="Times New Roman" w:hAnsi="Times New Roman" w:cs="Times New Roman"/>
-                <w:lang w:val="tr-TR"/>
-              </w:rPr>
-              <w:t xml:space="preserve">GÖRSEL ALANI (Shutterstock)</w:t>
-            </w:r>
-          </w:p>
-          <w:p>
-            <w:pPr>
-              <w:jc w:val="both"/>
-              <w:rPr>
-                <w:rFonts w:ascii="Times New Roman" w:hAnsi="Times New Roman" w:cs="Times New Roman"/>
-                <w:lang w:val="tr-TR"/>
-              </w:rPr>
-            </w:pPr>
-            <w:r>
-              <w:rPr>
-                <w:rFonts w:ascii="Times New Roman" w:hAnsi="Times New Roman" w:cs="Times New Roman"/>
-                <w:lang w:val="tr-TR"/>
-              </w:rPr>
-              <w:t xml:space="preserve">Tarif: Açık renkli bir masa üzerinde yan yana ilaç tabletleri, renkli plastik saklama kapları, pamuklu ve sentetik kumaş parçaları, bir mum, bir şişe zeytinyağı ve bir kâse şekerden oluşan kompozisyon (marka/logo görünmesin).</w:t>
-            </w:r>
-          </w:p>
-          <w:p>
-            <w:pPr>
-              <w:jc w:val="both"/>
-              <w:rPr>
-                <w:rFonts w:ascii="Times New Roman" w:hAnsi="Times New Roman" w:cs="Times New Roman"/>
-                <w:lang w:val="tr-TR"/>
-              </w:rPr>
-            </w:pPr>
-            <w:r>
-              <w:rPr>
-                <w:rFonts w:ascii="Times New Roman" w:hAnsi="Times New Roman" w:cs="Times New Roman"/>
-                <w:lang w:val="tr-TR"/>
-              </w:rPr>
-              <w:t xml:space="preserve">Shutter ID: 2131157147 (fotoğraf) — Eco-friendly everyday products flat lay (bamboo, glass, cotton)</w:t>
-            </w:r>
-          </w:p>
-        </w:tc>
-      </w:tr>
-    </w:tbl>
-    <w:p>
-      <w:pPr>
-        <w:jc w:val="both"/>
-        <w:rPr>
-          <w:rFonts w:ascii="Times New Roman" w:hAnsi="Times New Roman" w:cs="Times New Roman"/>
-          <w:lang w:val="tr-TR"/>
-        </w:rPr>
-      </w:pPr>
+      </w:pPr>
+      <w:r>
+        <w:rPr>
+          <w:rFonts w:ascii="Times New Roman" w:hAnsi="Times New Roman" w:cs="Times New Roman"/>
+          <w:b/>
+          <w:bCs/>
+          <w:highlight w:val="yellow"/>
+          <w:lang w:val="tr-TR"/>
+        </w:rPr>
+        <w:t xml:space="preserve">Shutter id: 2722731869 (bölüm kapağı, tam sayfa)</w:t>
+      </w:r>
+    </w:p>
+    <w:p>
+      <w:pPr>
+        <w:jc w:val="center"/>
+      </w:pPr>
+      <w:r>
+        <w:drawing>
+          <wp:inline xmlns:a="http://schemas.openxmlformats.org/drawingml/2006/main" xmlns:pic="http://schemas.openxmlformats.org/drawingml/2006/picture">
+            <wp:extent cx="3430127" cy="2520000"/>
+            <wp:docPr id="900017" name="Picture 900017"/>
+            <wp:cNvGraphicFramePr>
+              <a:graphicFrameLocks noChangeAspect="1"/>
+            </wp:cNvGraphicFramePr>
+            <a:graphic>
+              <a:graphicData uri="http://schemas.openxmlformats.org/drawingml/2006/picture">
+                <pic:pic>
+                  <pic:nvPicPr>
+                    <pic:cNvPr id="0" name="2131157147_d.jpg"/>
+                    <pic:cNvPicPr/>
+                  </pic:nvPicPr>
+                  <pic:blipFill>
+                    <a:blip r:embed="rId12"/>
+                    <a:stretch>
+                      <a:fillRect/>
+                    </a:stretch>
+                  </pic:blipFill>
+                  <pic:spPr>
+                    <a:xfrm>
+                      <a:off x="0" y="0"/>
+                      <a:ext cx="3430127" cy="2520000"/>
+                    </a:xfrm>
+                    <a:prstGeom prst="rect"/>
+                  </pic:spPr>
+                </pic:pic>
+              </a:graphicData>
+            </a:graphic>
+          </wp:inline>
+        </w:drawing>
+      </w:r>
+    </w:p>
+    <w:p>
+      <w:pPr>
+        <w:jc w:val="center"/>
+      </w:pPr>
+      <w:r>
+        <w:rPr>
+          <w:rFonts w:ascii="Times New Roman" w:hAnsi="Times New Roman" w:cs="Times New Roman"/>
+          <w:b/>
+          <w:bCs/>
+          <w:highlight w:val="yellow"/>
+          <w:lang w:val="tr-TR"/>
+        </w:rPr>
+        <w:t xml:space="preserve">Shutter id: 2131157147</w:t>
+      </w:r>
     </w:p>
     <w:p>
       <w:pPr>
@@ -781,99 +729,73 @@
         <w:t xml:space="preserve">O formülüyle gösterilir. Peki aynı sayıda ve aynı türde atomlardan oluşan iki molekül nasıl farklı maddeler olabilir? Bir organik bileşiği kâğıt üzerinde gösterirken hangi bilgileri vermek gerekir? Kimyacılar aynı bileşik için neden farklı formüller kullanır? Bu soruların cevabını bir etkinlik yaparak keşfediniz. Analiz ve Keşif Atölyesi 2.4.’te tümevarımsal akıl yürüteceksiniz: Farklı formüllerle ve uzay dolgu modelleriyle gösterilen organik bileşikleri gözlemleyecek, bu gösterimler arasındaki örüntüleri bulacak ve bulduğunuz örüntülerden yola çıkarak organik bileşiklerin yapı formüllerine ilişkin bir genellemeye ulaşacaksınız. Modelleri ve formülleri dikkatle okuyup yorumlamanız görsel okuryazarlığınızı geliştirecek; genellemenizi kanıtlarla sınayıp gerektiğinde düzeltmeniz gerçeği arama eğiliminizi güçlendirecektir. Etkinlik boyunca kendinize hedef belirleyip çalışmanızı değerlendirerek öğrenme sürecinizi de yöneteceksiniz.</w:t>
       </w:r>
     </w:p>
-    <w:tbl>
-      <w:tblPr>
-        <w:tblW w:w="9000" w:type="dxa"/>
+    <w:p>
+      <w:pPr>
         <w:jc w:val="center"/>
-        <w:tblBorders>
-          <w:top w:val="single" w:sz="8" w:space="0" w:color="7F7F7F"/>
-          <w:left w:val="single" w:sz="8" w:space="0" w:color="7F7F7F"/>
-          <w:bottom w:val="single" w:sz="8" w:space="0" w:color="7F7F7F"/>
-          <w:right w:val="single" w:sz="8" w:space="0" w:color="7F7F7F"/>
-        </w:tblBorders>
-      </w:tblPr>
-      <w:tblGrid>
-        <w:gridCol w:w="9000"/>
-      </w:tblGrid>
-      <w:tr>
-        <w:tc>
-          <w:tcPr>
-            <w:tcW w:w="9000" w:type="dxa"/>
-            <w:shd w:val="clear" w:color="auto" w:fill="EDEDED"/>
-          </w:tcPr>
-          <w:p>
-            <w:pPr>
-              <w:jc w:val="both"/>
-              <w:rPr>
-                <w:rFonts w:ascii="Times New Roman" w:hAnsi="Times New Roman" w:cs="Times New Roman"/>
-                <w:lang w:val="tr-TR"/>
-              </w:rPr>
-            </w:pPr>
-            <w:r>
-              <w:rPr>
-                <w:rFonts w:ascii="Times New Roman" w:hAnsi="Times New Roman" w:cs="Times New Roman"/>
-                <w:lang w:val="tr-TR"/>
-              </w:rPr>
-              <w:t xml:space="preserve">GÖRSEL ALANI (Shutterstock)</w:t>
-            </w:r>
-          </w:p>
-          <w:p>
-            <w:pPr>
-              <w:jc w:val="both"/>
-              <w:rPr>
-                <w:rFonts w:ascii="Times New Roman" w:hAnsi="Times New Roman" w:cs="Times New Roman"/>
-                <w:lang w:val="tr-TR"/>
-              </w:rPr>
-            </w:pPr>
-            <w:r>
-              <w:rPr>
-                <w:rFonts w:ascii="Times New Roman" w:hAnsi="Times New Roman" w:cs="Times New Roman"/>
-                <w:lang w:val="tr-TR"/>
-              </w:rPr>
-              <w:t xml:space="preserve">Tarif: Cam bir kolonya şişesinden avuç içine kolonya dökülmesi; arka planda limon dilimleri (marka/logo görünmesin).</w:t>
-            </w:r>
-          </w:p>
-          <w:p>
-            <w:pPr>
-              <w:jc w:val="both"/>
-              <w:rPr>
-                <w:rFonts w:ascii="Times New Roman" w:hAnsi="Times New Roman" w:cs="Times New Roman"/>
-                <w:lang w:val="tr-TR"/>
-              </w:rPr>
-            </w:pPr>
-            <w:r>
-              <w:rPr>
-                <w:rFonts w:ascii="Times New Roman" w:hAnsi="Times New Roman" w:cs="Times New Roman"/>
-                <w:lang w:val="tr-TR"/>
-              </w:rPr>
-              <w:t xml:space="preserve">Shutter ID: 2757743379 (fotoğraf) — Traditional Turkish hospitality with cologne</w:t>
-            </w:r>
-          </w:p>
-        </w:tc>
-      </w:tr>
-    </w:tbl>
-    <w:p>
-      <w:pPr>
-        <w:jc w:val="both"/>
-        <w:rPr>
-          <w:rFonts w:ascii="Times New Roman" w:hAnsi="Times New Roman" w:cs="Times New Roman"/>
-          <w:lang w:val="tr-TR"/>
-        </w:rPr>
-      </w:pPr>
+      </w:pPr>
+      <w:r>
+        <w:drawing>
+          <wp:inline xmlns:a="http://schemas.openxmlformats.org/drawingml/2006/main" xmlns:pic="http://schemas.openxmlformats.org/drawingml/2006/picture">
+            <wp:extent cx="4008483" cy="2520000"/>
+            <wp:docPr id="900018" name="Picture 900018"/>
+            <wp:cNvGraphicFramePr>
+              <a:graphicFrameLocks noChangeAspect="1"/>
+            </wp:cNvGraphicFramePr>
+            <a:graphic>
+              <a:graphicData uri="http://schemas.openxmlformats.org/drawingml/2006/picture">
+                <pic:pic>
+                  <pic:nvPicPr>
+                    <pic:cNvPr id="0" name="2757743379_d.jpg"/>
+                    <pic:cNvPicPr/>
+                  </pic:nvPicPr>
+                  <pic:blipFill>
+                    <a:blip r:embed="rId13"/>
+                    <a:stretch>
+                      <a:fillRect/>
+                    </a:stretch>
+                  </pic:blipFill>
+                  <pic:spPr>
+                    <a:xfrm>
+                      <a:off x="0" y="0"/>
+                      <a:ext cx="4008483" cy="2520000"/>
+                    </a:xfrm>
+                    <a:prstGeom prst="rect"/>
+                  </pic:spPr>
+                </pic:pic>
+              </a:graphicData>
+            </a:graphic>
+          </wp:inline>
+        </w:drawing>
+      </w:r>
     </w:p>
     <w:p>
       <w:pPr>
         <w:jc w:val="center"/>
-        <w:rPr>
-          <w:rFonts w:ascii="Times New Roman" w:hAnsi="Times New Roman" w:cs="Times New Roman"/>
-          <w:lang w:val="tr-TR"/>
-        </w:rPr>
       </w:pPr>
       <w:r>
         <w:rPr>
           <w:rFonts w:ascii="Times New Roman" w:hAnsi="Times New Roman" w:cs="Times New Roman"/>
           <w:b/>
           <w:bCs/>
+          <w:highlight w:val="yellow"/>
+          <w:lang w:val="tr-TR"/>
+        </w:rPr>
+        <w:t xml:space="preserve">Shutter id: 2757743379</w:t>
+      </w:r>
+    </w:p>
+    <w:p>
+      <w:pPr>
+        <w:jc w:val="center"/>
+        <w:rPr>
+          <w:rFonts w:ascii="Times New Roman" w:hAnsi="Times New Roman" w:cs="Times New Roman"/>
+          <w:lang w:val="tr-TR"/>
+        </w:rPr>
+      </w:pPr>
+      <w:r>
+        <w:rPr>
+          <w:rFonts w:ascii="Times New Roman" w:hAnsi="Times New Roman" w:cs="Times New Roman"/>
+          <w:b/>
+          <w:bCs/>
           <w:lang w:val="tr-TR"/>
         </w:rPr>
         <w:t xml:space="preserve">Görsel B:</w:t>
@@ -886,85 +808,59 @@
         <w:t xml:space="preserve"> Kolonya</w:t>
       </w:r>
     </w:p>
-    <w:tbl>
-      <w:tblPr>
-        <w:tblW w:w="9000" w:type="dxa"/>
+    <w:p>
+      <w:pPr>
         <w:jc w:val="center"/>
-        <w:tblBorders>
-          <w:top w:val="single" w:sz="8" w:space="0" w:color="7F7F7F"/>
-          <w:left w:val="single" w:sz="8" w:space="0" w:color="7F7F7F"/>
-          <w:bottom w:val="single" w:sz="8" w:space="0" w:color="7F7F7F"/>
-          <w:right w:val="single" w:sz="8" w:space="0" w:color="7F7F7F"/>
-        </w:tblBorders>
-      </w:tblPr>
-      <w:tblGrid>
-        <w:gridCol w:w="9000"/>
-      </w:tblGrid>
-      <w:tr>
-        <w:tc>
-          <w:tcPr>
-            <w:tcW w:w="9000" w:type="dxa"/>
-            <w:shd w:val="clear" w:color="auto" w:fill="EDEDED"/>
-          </w:tcPr>
-          <w:p>
-            <w:pPr>
-              <w:jc w:val="both"/>
-              <w:rPr>
-                <w:rFonts w:ascii="Times New Roman" w:hAnsi="Times New Roman" w:cs="Times New Roman"/>
-                <w:lang w:val="tr-TR"/>
-              </w:rPr>
-            </w:pPr>
-            <w:r>
-              <w:rPr>
-                <w:rFonts w:ascii="Times New Roman" w:hAnsi="Times New Roman" w:cs="Times New Roman"/>
-                <w:lang w:val="tr-TR"/>
-              </w:rPr>
-              <w:t xml:space="preserve">GÖRSEL ALANI (Shutterstock)</w:t>
-            </w:r>
-          </w:p>
-          <w:p>
-            <w:pPr>
-              <w:jc w:val="both"/>
-              <w:rPr>
-                <w:rFonts w:ascii="Times New Roman" w:hAnsi="Times New Roman" w:cs="Times New Roman"/>
-                <w:lang w:val="tr-TR"/>
-              </w:rPr>
-            </w:pPr>
-            <w:r>
-              <w:rPr>
-                <w:rFonts w:ascii="Times New Roman" w:hAnsi="Times New Roman" w:cs="Times New Roman"/>
-                <w:lang w:val="tr-TR"/>
-              </w:rPr>
-              <w:t xml:space="preserve">Tarif: Bir yüzeye boya püskürten sprey boya kutusu, kutudan çıkan ince sis belirgin (marka/logo görünmesin).</w:t>
-            </w:r>
-          </w:p>
-          <w:p>
-            <w:pPr>
-              <w:jc w:val="both"/>
-              <w:rPr>
-                <w:rFonts w:ascii="Times New Roman" w:hAnsi="Times New Roman" w:cs="Times New Roman"/>
-                <w:lang w:val="tr-TR"/>
-              </w:rPr>
-            </w:pPr>
-            <w:r>
-              <w:rPr>
-                <w:rFonts w:ascii="Times New Roman" w:hAnsi="Times New Roman" w:cs="Times New Roman"/>
-                <w:lang w:val="tr-TR"/>
-              </w:rPr>
-              <w:t xml:space="preserve">Shutter ID: 2482860823 (fotoğraf) — Man with can of spray paint</w:t>
-            </w:r>
-          </w:p>
-        </w:tc>
-      </w:tr>
-    </w:tbl>
-    <w:p>
-      <w:pPr>
-        <w:jc w:val="both"/>
-        <w:rPr>
-          <w:rFonts w:ascii="Times New Roman" w:hAnsi="Times New Roman" w:cs="Times New Roman"/>
-          <w:lang w:val="tr-TR"/>
-        </w:rPr>
-      </w:pPr>
+      </w:pPr>
+      <w:r>
+        <w:drawing>
+          <wp:inline xmlns:a="http://schemas.openxmlformats.org/drawingml/2006/main" xmlns:pic="http://schemas.openxmlformats.org/drawingml/2006/picture">
+            <wp:extent cx="2590815" cy="2519999"/>
+            <wp:docPr id="900019" name="Picture 900019"/>
+            <wp:cNvGraphicFramePr>
+              <a:graphicFrameLocks noChangeAspect="1"/>
+            </wp:cNvGraphicFramePr>
+            <a:graphic>
+              <a:graphicData uri="http://schemas.openxmlformats.org/drawingml/2006/picture">
+                <pic:pic>
+                  <pic:nvPicPr>
+                    <pic:cNvPr id="0" name="2482860823_d.jpg"/>
+                    <pic:cNvPicPr/>
+                  </pic:nvPicPr>
+                  <pic:blipFill>
+                    <a:blip r:embed="rId14"/>
+                    <a:stretch>
+                      <a:fillRect/>
+                    </a:stretch>
+                  </pic:blipFill>
+                  <pic:spPr>
+                    <a:xfrm>
+                      <a:off x="0" y="0"/>
+                      <a:ext cx="2590815" cy="2519999"/>
+                    </a:xfrm>
+                    <a:prstGeom prst="rect"/>
+                  </pic:spPr>
+                </pic:pic>
+              </a:graphicData>
+            </a:graphic>
+          </wp:inline>
+        </w:drawing>
+      </w:r>
+    </w:p>
+    <w:p>
+      <w:pPr>
+        <w:jc w:val="center"/>
+      </w:pPr>
+      <w:r>
+        <w:rPr>
+          <w:rFonts w:ascii="Times New Roman" w:hAnsi="Times New Roman" w:cs="Times New Roman"/>
+          <w:b/>
+          <w:bCs/>
+          <w:highlight w:val="yellow"/>
+          <w:lang w:val="tr-TR"/>
+        </w:rPr>
+        <w:t xml:space="preserve">Shutter id: 2482860823</w:t>
+      </w:r>
     </w:p>
     <w:p>
       <w:pPr>

--- a/Kim12-2-4-Organik-Bilesiklerin-Formulleri.docx
+++ b/Kim12-2-4-Organik-Bilesiklerin-Formulleri.docx
@@ -729,164 +729,195 @@
         <w:t xml:space="preserve">O formülüyle gösterilir. Peki aynı sayıda ve aynı türde atomlardan oluşan iki molekül nasıl farklı maddeler olabilir? Bir organik bileşiği kâğıt üzerinde gösterirken hangi bilgileri vermek gerekir? Kimyacılar aynı bileşik için neden farklı formüller kullanır? Bu soruların cevabını bir etkinlik yaparak keşfediniz. Analiz ve Keşif Atölyesi 2.4.’te tümevarımsal akıl yürüteceksiniz: Farklı formüllerle ve uzay dolgu modelleriyle gösterilen organik bileşikleri gözlemleyecek, bu gösterimler arasındaki örüntüleri bulacak ve bulduğunuz örüntülerden yola çıkarak organik bileşiklerin yapı formüllerine ilişkin bir genellemeye ulaşacaksınız. Modelleri ve formülleri dikkatle okuyup yorumlamanız görsel okuryazarlığınızı geliştirecek; genellemenizi kanıtlarla sınayıp gerektiğinde düzeltmeniz gerçeği arama eğiliminizi güçlendirecektir. Etkinlik boyunca kendinize hedef belirleyip çalışmanızı değerlendirerek öğrenme sürecinizi de yöneteceksiniz.</w:t>
       </w:r>
     </w:p>
-    <w:p>
-      <w:pPr>
+    <w:tbl>
+      <w:tblPr>
+        <w:tblW w:w="9000" w:type="dxa"/>
         <w:jc w:val="center"/>
-      </w:pPr>
-      <w:r>
-        <w:drawing>
-          <wp:inline xmlns:a="http://schemas.openxmlformats.org/drawingml/2006/main" xmlns:pic="http://schemas.openxmlformats.org/drawingml/2006/picture">
-            <wp:extent cx="4008483" cy="2520000"/>
-            <wp:docPr id="900018" name="Picture 900018"/>
-            <wp:cNvGraphicFramePr>
-              <a:graphicFrameLocks noChangeAspect="1"/>
-            </wp:cNvGraphicFramePr>
-            <a:graphic>
-              <a:graphicData uri="http://schemas.openxmlformats.org/drawingml/2006/picture">
-                <pic:pic>
-                  <pic:nvPicPr>
-                    <pic:cNvPr id="0" name="2757743379_d.jpg"/>
-                    <pic:cNvPicPr/>
-                  </pic:nvPicPr>
-                  <pic:blipFill>
-                    <a:blip r:embed="rId13"/>
-                    <a:stretch>
-                      <a:fillRect/>
-                    </a:stretch>
-                  </pic:blipFill>
-                  <pic:spPr>
-                    <a:xfrm>
-                      <a:off x="0" y="0"/>
-                      <a:ext cx="4008483" cy="2520000"/>
-                    </a:xfrm>
-                    <a:prstGeom prst="rect"/>
-                  </pic:spPr>
-                </pic:pic>
-              </a:graphicData>
-            </a:graphic>
-          </wp:inline>
-        </w:drawing>
-      </w:r>
-    </w:p>
-    <w:p>
-      <w:pPr>
-        <w:jc w:val="center"/>
-      </w:pPr>
-      <w:r>
-        <w:rPr>
-          <w:rFonts w:ascii="Times New Roman" w:hAnsi="Times New Roman" w:cs="Times New Roman"/>
-          <w:b/>
-          <w:bCs/>
-          <w:highlight w:val="yellow"/>
-          <w:lang w:val="tr-TR"/>
-        </w:rPr>
-        <w:t xml:space="preserve">Shutter id: 2757743379</w:t>
-      </w:r>
-    </w:p>
-    <w:p>
-      <w:pPr>
-        <w:jc w:val="center"/>
-        <w:rPr>
-          <w:rFonts w:ascii="Times New Roman" w:hAnsi="Times New Roman" w:cs="Times New Roman"/>
-          <w:lang w:val="tr-TR"/>
-        </w:rPr>
-      </w:pPr>
-      <w:r>
-        <w:rPr>
-          <w:rFonts w:ascii="Times New Roman" w:hAnsi="Times New Roman" w:cs="Times New Roman"/>
-          <w:b/>
-          <w:bCs/>
-          <w:lang w:val="tr-TR"/>
-        </w:rPr>
-        <w:t xml:space="preserve">Görsel B:</w:t>
-      </w:r>
-      <w:r>
-        <w:rPr>
-          <w:rFonts w:ascii="Times New Roman" w:hAnsi="Times New Roman" w:cs="Times New Roman"/>
-          <w:lang w:val="tr-TR"/>
-        </w:rPr>
-        <w:t xml:space="preserve"> Kolonya</w:t>
-      </w:r>
-    </w:p>
-    <w:p>
-      <w:pPr>
-        <w:jc w:val="center"/>
-      </w:pPr>
-      <w:r>
-        <w:drawing>
-          <wp:inline xmlns:a="http://schemas.openxmlformats.org/drawingml/2006/main" xmlns:pic="http://schemas.openxmlformats.org/drawingml/2006/picture">
-            <wp:extent cx="2590815" cy="2519999"/>
-            <wp:docPr id="900019" name="Picture 900019"/>
-            <wp:cNvGraphicFramePr>
-              <a:graphicFrameLocks noChangeAspect="1"/>
-            </wp:cNvGraphicFramePr>
-            <a:graphic>
-              <a:graphicData uri="http://schemas.openxmlformats.org/drawingml/2006/picture">
-                <pic:pic>
-                  <pic:nvPicPr>
-                    <pic:cNvPr id="0" name="2482860823_d.jpg"/>
-                    <pic:cNvPicPr/>
-                  </pic:nvPicPr>
-                  <pic:blipFill>
-                    <a:blip r:embed="rId14"/>
-                    <a:stretch>
-                      <a:fillRect/>
-                    </a:stretch>
-                  </pic:blipFill>
-                  <pic:spPr>
-                    <a:xfrm>
-                      <a:off x="0" y="0"/>
-                      <a:ext cx="2590815" cy="2519999"/>
-                    </a:xfrm>
-                    <a:prstGeom prst="rect"/>
-                  </pic:spPr>
-                </pic:pic>
-              </a:graphicData>
-            </a:graphic>
-          </wp:inline>
-        </w:drawing>
-      </w:r>
-    </w:p>
-    <w:p>
-      <w:pPr>
-        <w:jc w:val="center"/>
-      </w:pPr>
-      <w:r>
-        <w:rPr>
-          <w:rFonts w:ascii="Times New Roman" w:hAnsi="Times New Roman" w:cs="Times New Roman"/>
-          <w:b/>
-          <w:bCs/>
-          <w:highlight w:val="yellow"/>
-          <w:lang w:val="tr-TR"/>
-        </w:rPr>
-        <w:t xml:space="preserve">Shutter id: 2482860823</w:t>
-      </w:r>
-    </w:p>
-    <w:p>
-      <w:pPr>
-        <w:jc w:val="center"/>
-        <w:rPr>
-          <w:rFonts w:ascii="Times New Roman" w:hAnsi="Times New Roman" w:cs="Times New Roman"/>
-          <w:lang w:val="tr-TR"/>
-        </w:rPr>
-      </w:pPr>
-      <w:r>
-        <w:rPr>
-          <w:rFonts w:ascii="Times New Roman" w:hAnsi="Times New Roman" w:cs="Times New Roman"/>
-          <w:b/>
-          <w:bCs/>
-          <w:lang w:val="tr-TR"/>
-        </w:rPr>
-        <w:t xml:space="preserve">Görsel C:</w:t>
-      </w:r>
-      <w:r>
-        <w:rPr>
-          <w:rFonts w:ascii="Times New Roman" w:hAnsi="Times New Roman" w:cs="Times New Roman"/>
-          <w:lang w:val="tr-TR"/>
-        </w:rPr>
-        <w:t xml:space="preserve"> Aerosol sprey kutusu</w:t>
-      </w:r>
-    </w:p>
+        <w:tblBorders>
+          <w:top w:val="nil"/>
+          <w:left w:val="nil"/>
+          <w:bottom w:val="nil"/>
+          <w:right w:val="nil"/>
+          <w:insideH w:val="nil"/>
+          <w:insideV w:val="nil"/>
+        </w:tblBorders>
+        <w:tblLayout w:type="fixed"/>
+      </w:tblPr>
+      <w:tblGrid>
+        <w:gridCol w:w="4500"/>
+        <w:gridCol w:w="4500"/>
+      </w:tblGrid>
+      <w:tr>
+        <w:tc>
+          <w:tcPr>
+            <w:tcW w:w="4500" w:type="dxa"/>
+          </w:tcPr>
+          <w:p>
+            <w:pPr>
+              <w:jc w:val="center"/>
+            </w:pPr>
+            <w:r>
+              <w:drawing>
+                <wp:inline xmlns:a="http://schemas.openxmlformats.org/drawingml/2006/main" xmlns:pic="http://schemas.openxmlformats.org/drawingml/2006/picture">
+                  <wp:extent cx="2628000" cy="1652136"/>
+                  <wp:docPr id="900018" name="Picture 900018"/>
+                  <wp:cNvGraphicFramePr>
+                    <a:graphicFrameLocks noChangeAspect="1"/>
+                  </wp:cNvGraphicFramePr>
+                  <a:graphic>
+                    <a:graphicData uri="http://schemas.openxmlformats.org/drawingml/2006/picture">
+                      <pic:pic>
+                        <pic:nvPicPr>
+                          <pic:cNvPr id="0" name="2757743379_d.jpg"/>
+                          <pic:cNvPicPr/>
+                        </pic:nvPicPr>
+                        <pic:blipFill>
+                          <a:blip r:embed="rId13"/>
+                          <a:stretch>
+                            <a:fillRect/>
+                          </a:stretch>
+                        </pic:blipFill>
+                        <pic:spPr>
+                          <a:xfrm>
+                            <a:off x="0" y="0"/>
+                            <a:ext cx="2628000" cy="1652136"/>
+                          </a:xfrm>
+                          <a:prstGeom prst="rect"/>
+                        </pic:spPr>
+                      </pic:pic>
+                    </a:graphicData>
+                  </a:graphic>
+                </wp:inline>
+              </w:drawing>
+            </w:r>
+          </w:p>
+          <w:p>
+            <w:pPr>
+              <w:jc w:val="center"/>
+            </w:pPr>
+            <w:r>
+              <w:rPr>
+                <w:rFonts w:ascii="Times New Roman" w:hAnsi="Times New Roman" w:cs="Times New Roman"/>
+                <w:b/>
+                <w:bCs/>
+                <w:highlight w:val="yellow"/>
+                <w:lang w:val="tr-TR"/>
+              </w:rPr>
+              <w:t xml:space="preserve">Shutter id: 2757743379</w:t>
+            </w:r>
+          </w:p>
+          <w:p>
+            <w:pPr>
+              <w:jc w:val="center"/>
+              <w:rPr>
+                <w:rFonts w:ascii="Times New Roman" w:hAnsi="Times New Roman" w:cs="Times New Roman"/>
+                <w:lang w:val="tr-TR"/>
+              </w:rPr>
+            </w:pPr>
+            <w:r>
+              <w:rPr>
+                <w:rFonts w:ascii="Times New Roman" w:hAnsi="Times New Roman" w:cs="Times New Roman"/>
+                <w:b/>
+                <w:bCs/>
+                <w:lang w:val="tr-TR"/>
+              </w:rPr>
+              <w:t xml:space="preserve">Görsel B:</w:t>
+            </w:r>
+            <w:r>
+              <w:rPr>
+                <w:rFonts w:ascii="Times New Roman" w:hAnsi="Times New Roman" w:cs="Times New Roman"/>
+                <w:lang w:val="tr-TR"/>
+              </w:rPr>
+              <w:t xml:space="preserve"> Kolonya</w:t>
+            </w:r>
+          </w:p>
+        </w:tc>
+        <w:tc>
+          <w:tcPr>
+            <w:tcW w:w="4500" w:type="dxa"/>
+          </w:tcPr>
+          <w:p>
+            <w:pPr>
+              <w:jc w:val="center"/>
+            </w:pPr>
+            <w:r>
+              <w:drawing>
+                <wp:inline xmlns:a="http://schemas.openxmlformats.org/drawingml/2006/main" xmlns:pic="http://schemas.openxmlformats.org/drawingml/2006/picture">
+                  <wp:extent cx="2035641" cy="1979999"/>
+                  <wp:docPr id="900019" name="Picture 900019"/>
+                  <wp:cNvGraphicFramePr>
+                    <a:graphicFrameLocks noChangeAspect="1"/>
+                  </wp:cNvGraphicFramePr>
+                  <a:graphic>
+                    <a:graphicData uri="http://schemas.openxmlformats.org/drawingml/2006/picture">
+                      <pic:pic>
+                        <pic:nvPicPr>
+                          <pic:cNvPr id="0" name="2482860823_d.jpg"/>
+                          <pic:cNvPicPr/>
+                        </pic:nvPicPr>
+                        <pic:blipFill>
+                          <a:blip r:embed="rId14"/>
+                          <a:stretch>
+                            <a:fillRect/>
+                          </a:stretch>
+                        </pic:blipFill>
+                        <pic:spPr>
+                          <a:xfrm>
+                            <a:off x="0" y="0"/>
+                            <a:ext cx="2035641" cy="1979999"/>
+                          </a:xfrm>
+                          <a:prstGeom prst="rect"/>
+                        </pic:spPr>
+                      </pic:pic>
+                    </a:graphicData>
+                  </a:graphic>
+                </wp:inline>
+              </w:drawing>
+            </w:r>
+          </w:p>
+          <w:p>
+            <w:pPr>
+              <w:jc w:val="center"/>
+            </w:pPr>
+            <w:r>
+              <w:rPr>
+                <w:rFonts w:ascii="Times New Roman" w:hAnsi="Times New Roman" w:cs="Times New Roman"/>
+                <w:b/>
+                <w:bCs/>
+                <w:highlight w:val="yellow"/>
+                <w:lang w:val="tr-TR"/>
+              </w:rPr>
+              <w:t xml:space="preserve">Shutter id: 2482860823</w:t>
+            </w:r>
+          </w:p>
+          <w:p>
+            <w:pPr>
+              <w:jc w:val="center"/>
+              <w:rPr>
+                <w:rFonts w:ascii="Times New Roman" w:hAnsi="Times New Roman" w:cs="Times New Roman"/>
+                <w:lang w:val="tr-TR"/>
+              </w:rPr>
+            </w:pPr>
+            <w:r>
+              <w:rPr>
+                <w:rFonts w:ascii="Times New Roman" w:hAnsi="Times New Roman" w:cs="Times New Roman"/>
+                <w:b/>
+                <w:bCs/>
+                <w:lang w:val="tr-TR"/>
+              </w:rPr>
+              <w:t xml:space="preserve">Görsel C:</w:t>
+            </w:r>
+            <w:r>
+              <w:rPr>
+                <w:rFonts w:ascii="Times New Roman" w:hAnsi="Times New Roman" w:cs="Times New Roman"/>
+                <w:lang w:val="tr-TR"/>
+              </w:rPr>
+              <w:t xml:space="preserve"> Aerosol sprey kutusu</w:t>
+            </w:r>
+          </w:p>
+        </w:tc>
+      </w:tr>
+    </w:tbl>
     <w:p>
       <w:pPr>
         <w:keepNext/>

--- a/Kim12-2-4-Organik-Bilesiklerin-Formulleri.docx
+++ b/Kim12-2-4-Organik-Bilesiklerin-Formulleri.docx
@@ -76,87 +76,197 @@
         <w:t xml:space="preserve">Shutter id: 2722731869 (bölüm kapağı, tam sayfa)</w:t>
       </w:r>
     </w:p>
+    <w:tbl>
+      <w:tblPr>
+        <w:tblW w:w="9000" w:type="dxa"/>
+        <w:jc w:val="center"/>
+        <w:tblBorders>
+          <w:top w:val="nil"/>
+          <w:left w:val="nil"/>
+          <w:bottom w:val="nil"/>
+          <w:right w:val="nil"/>
+          <w:insideH w:val="nil"/>
+          <w:insideV w:val="nil"/>
+        </w:tblBorders>
+        <w:tblLayout w:type="fixed"/>
+      </w:tblPr>
+      <w:tblGrid>
+        <w:gridCol w:w="4500"/>
+        <w:gridCol w:w="4500"/>
+      </w:tblGrid>
+      <w:tr>
+        <w:tc>
+          <w:tcPr>
+            <w:tcW w:w="4500" w:type="dxa"/>
+          </w:tcPr>
+          <w:p>
+            <w:pPr>
+              <w:jc w:val="center"/>
+            </w:pPr>
+            <w:r>
+              <w:drawing>
+                <wp:inline xmlns:a="http://schemas.openxmlformats.org/drawingml/2006/main" xmlns:pic="http://schemas.openxmlformats.org/drawingml/2006/picture">
+                  <wp:extent cx="2628000" cy="1930704"/>
+                  <wp:docPr id="900017" name="Picture 900017"/>
+                  <wp:cNvGraphicFramePr>
+                    <a:graphicFrameLocks noChangeAspect="1"/>
+                  </wp:cNvGraphicFramePr>
+                  <a:graphic>
+                    <a:graphicData uri="http://schemas.openxmlformats.org/drawingml/2006/picture">
+                      <pic:pic>
+                        <pic:nvPicPr>
+                          <pic:cNvPr id="0" name="2131157147_d.jpg"/>
+                          <pic:cNvPicPr/>
+                        </pic:nvPicPr>
+                        <pic:blipFill>
+                          <a:blip r:embed="rId12"/>
+                          <a:stretch>
+                            <a:fillRect/>
+                          </a:stretch>
+                        </pic:blipFill>
+                        <pic:spPr>
+                          <a:xfrm>
+                            <a:off x="0" y="0"/>
+                            <a:ext cx="2628000" cy="1930704"/>
+                          </a:xfrm>
+                          <a:prstGeom prst="rect"/>
+                        </pic:spPr>
+                      </pic:pic>
+                    </a:graphicData>
+                  </a:graphic>
+                </wp:inline>
+              </w:drawing>
+            </w:r>
+          </w:p>
+          <w:p>
+            <w:pPr>
+              <w:jc w:val="center"/>
+            </w:pPr>
+            <w:r>
+              <w:rPr>
+                <w:rFonts w:ascii="Times New Roman" w:hAnsi="Times New Roman" w:cs="Times New Roman"/>
+                <w:b/>
+                <w:bCs/>
+                <w:highlight w:val="yellow"/>
+                <w:lang w:val="tr-TR"/>
+              </w:rPr>
+              <w:t xml:space="preserve">Shutter id: 2131157147</w:t>
+            </w:r>
+          </w:p>
+          <w:p>
+            <w:pPr>
+              <w:jc w:val="center"/>
+              <w:rPr>
+                <w:rFonts w:ascii="Times New Roman" w:hAnsi="Times New Roman" w:cs="Times New Roman"/>
+                <w:lang w:val="tr-TR"/>
+              </w:rPr>
+            </w:pPr>
+            <w:r>
+              <w:rPr>
+                <w:rFonts w:ascii="Times New Roman" w:hAnsi="Times New Roman" w:cs="Times New Roman"/>
+                <w:b/>
+                <w:bCs/>
+                <w:lang w:val="tr-TR"/>
+              </w:rPr>
+              <w:t xml:space="preserve">Görsel A:</w:t>
+            </w:r>
+            <w:r>
+              <w:rPr>
+                <w:rFonts w:ascii="Times New Roman" w:hAnsi="Times New Roman" w:cs="Times New Roman"/>
+                <w:lang w:val="tr-TR"/>
+              </w:rPr>
+              <w:t xml:space="preserve"> Günlük hayatta organik bileşikler</w:t>
+            </w:r>
+          </w:p>
+        </w:tc>
+        <w:tc>
+          <w:tcPr>
+            <w:tcW w:w="4500" w:type="dxa"/>
+          </w:tcPr>
+          <w:p>
+            <w:pPr>
+              <w:jc w:val="center"/>
+            </w:pPr>
+            <w:r>
+              <w:drawing>
+                <wp:inline xmlns:a="http://schemas.openxmlformats.org/drawingml/2006/main" xmlns:pic="http://schemas.openxmlformats.org/drawingml/2006/picture">
+                  <wp:extent cx="1237500" cy="1980000"/>
+                  <wp:docPr id="900020" name="Picture 900020"/>
+                  <wp:cNvGraphicFramePr>
+                    <a:graphicFrameLocks noChangeAspect="1"/>
+                  </wp:cNvGraphicFramePr>
+                  <a:graphic>
+                    <a:graphicData uri="http://schemas.openxmlformats.org/drawingml/2006/picture">
+                      <pic:pic>
+                        <pic:nvPicPr>
+                          <pic:cNvPr id="0" name="2733319925_d.jpg"/>
+                          <pic:cNvPicPr/>
+                        </pic:nvPicPr>
+                        <pic:blipFill>
+                          <a:blip r:embed="rId15"/>
+                          <a:stretch>
+                            <a:fillRect/>
+                          </a:stretch>
+                        </pic:blipFill>
+                        <pic:spPr>
+                          <a:xfrm>
+                            <a:off x="0" y="0"/>
+                            <a:ext cx="1237500" cy="1980000"/>
+                          </a:xfrm>
+                          <a:prstGeom prst="rect"/>
+                        </pic:spPr>
+                      </pic:pic>
+                    </a:graphicData>
+                  </a:graphic>
+                </wp:inline>
+              </w:drawing>
+            </w:r>
+          </w:p>
+          <w:p>
+            <w:pPr>
+              <w:jc w:val="center"/>
+            </w:pPr>
+            <w:r>
+              <w:rPr>
+                <w:rFonts w:ascii="Times New Roman" w:hAnsi="Times New Roman" w:cs="Times New Roman"/>
+                <w:b/>
+                <w:bCs/>
+                <w:highlight w:val="yellow"/>
+                <w:lang w:val="tr-TR"/>
+              </w:rPr>
+              <w:t xml:space="preserve">Shutter id: 2733319925</w:t>
+            </w:r>
+          </w:p>
+          <w:p>
+            <w:pPr>
+              <w:jc w:val="center"/>
+              <w:rPr>
+                <w:rFonts w:ascii="Times New Roman" w:hAnsi="Times New Roman" w:cs="Times New Roman"/>
+                <w:lang w:val="tr-TR"/>
+              </w:rPr>
+            </w:pPr>
+            <w:r>
+              <w:rPr>
+                <w:rFonts w:ascii="Times New Roman" w:hAnsi="Times New Roman" w:cs="Times New Roman"/>
+                <w:b/>
+                <w:bCs/>
+                <w:lang w:val="tr-TR"/>
+              </w:rPr>
+              <w:t xml:space="preserve">Görsel B:</w:t>
+            </w:r>
+            <w:r>
+              <w:rPr>
+                <w:rFonts w:ascii="Times New Roman" w:hAnsi="Times New Roman" w:cs="Times New Roman"/>
+                <w:lang w:val="tr-TR"/>
+              </w:rPr>
+              <w:t xml:space="preserve"> Mutfakta kullanılan zeytinyağı ve sirke</w:t>
+            </w:r>
+          </w:p>
+        </w:tc>
+      </w:tr>
+    </w:tbl>
     <w:p>
       <w:pPr>
-        <w:jc w:val="center"/>
-      </w:pPr>
-      <w:r>
-        <w:drawing>
-          <wp:inline xmlns:a="http://schemas.openxmlformats.org/drawingml/2006/main" xmlns:pic="http://schemas.openxmlformats.org/drawingml/2006/picture">
-            <wp:extent cx="3430127" cy="2520000"/>
-            <wp:docPr id="900017" name="Picture 900017"/>
-            <wp:cNvGraphicFramePr>
-              <a:graphicFrameLocks noChangeAspect="1"/>
-            </wp:cNvGraphicFramePr>
-            <a:graphic>
-              <a:graphicData uri="http://schemas.openxmlformats.org/drawingml/2006/picture">
-                <pic:pic>
-                  <pic:nvPicPr>
-                    <pic:cNvPr id="0" name="2131157147_d.jpg"/>
-                    <pic:cNvPicPr/>
-                  </pic:nvPicPr>
-                  <pic:blipFill>
-                    <a:blip r:embed="rId12"/>
-                    <a:stretch>
-                      <a:fillRect/>
-                    </a:stretch>
-                  </pic:blipFill>
-                  <pic:spPr>
-                    <a:xfrm>
-                      <a:off x="0" y="0"/>
-                      <a:ext cx="3430127" cy="2520000"/>
-                    </a:xfrm>
-                    <a:prstGeom prst="rect"/>
-                  </pic:spPr>
-                </pic:pic>
-              </a:graphicData>
-            </a:graphic>
-          </wp:inline>
-        </w:drawing>
-      </w:r>
-    </w:p>
-    <w:p>
-      <w:pPr>
-        <w:jc w:val="center"/>
-      </w:pPr>
-      <w:r>
-        <w:rPr>
-          <w:rFonts w:ascii="Times New Roman" w:hAnsi="Times New Roman" w:cs="Times New Roman"/>
-          <w:b/>
-          <w:bCs/>
-          <w:highlight w:val="yellow"/>
-          <w:lang w:val="tr-TR"/>
-        </w:rPr>
-        <w:t xml:space="preserve">Shutter id: 2131157147</w:t>
-      </w:r>
-    </w:p>
-    <w:p>
-      <w:pPr>
-        <w:jc w:val="center"/>
-        <w:rPr>
-          <w:rFonts w:ascii="Times New Roman" w:hAnsi="Times New Roman" w:cs="Times New Roman"/>
-          <w:lang w:val="tr-TR"/>
-        </w:rPr>
-      </w:pPr>
-      <w:r>
-        <w:rPr>
-          <w:rFonts w:ascii="Times New Roman" w:hAnsi="Times New Roman" w:cs="Times New Roman"/>
-          <w:b/>
-          <w:bCs/>
-          <w:lang w:val="tr-TR"/>
-        </w:rPr>
-        <w:t xml:space="preserve">Görsel A:</w:t>
-      </w:r>
-      <w:r>
-        <w:rPr>
-          <w:rFonts w:ascii="Times New Roman" w:hAnsi="Times New Roman" w:cs="Times New Roman"/>
-          <w:lang w:val="tr-TR"/>
-        </w:rPr>
-        <w:t xml:space="preserve"> Günlük hayatta organik bileşikler</w:t>
-      </w:r>
-    </w:p>
-    <w:p>
-      <w:pPr>
         <w:jc w:val="both"/>
         <w:rPr>
           <w:rFonts w:ascii="Times New Roman" w:hAnsi="Times New Roman" w:cs="Times New Roman"/>
@@ -168,7 +278,7 @@
           <w:rFonts w:ascii="Times New Roman" w:hAnsi="Times New Roman" w:cs="Times New Roman"/>
           <w:lang w:val="tr-TR"/>
         </w:rPr>
-        <w:t xml:space="preserve">Ağrı kesici bir ilacın etken maddesi, çayın içindeki kafein, aracın deposundaki benzin, mutfaktaki sirke ve zeytinyağı, giysilerimizin lifleri ve yiyeceklerimizi sakladığımız plastik kaplar birbirinden çok farklı maddelerdir (Görsel A). Ancak hepsinin ortak noktası, karbon atomlarının birbirine ve çoğunlukla hidrojen, oksijen ve azot atomlarına bağlanmasıyla oluşan organik bileşiklerden meydana gelmesidir. Bu bileşiklerin bir kısmı canlılar tarafından üretilir, bir kısmı petrol ve doğal gazdan elde edilir, pek çoğu ise laboratuvarlarda ve fabrikalarda sentezlenir.</w:t>
+        <w:t xml:space="preserve">Ağrı kesici bir ilacın etken maddesi, çayın içindeki kafein, aracın deposundaki benzin, mutfaktaki sirke ve zeytinyağı, giysilerimizin lifleri ve yiyeceklerimizi sakladığımız plastik kaplar birbirinden çok farklı maddelerdir (Görsel A ve B). Ancak hepsinin ortak noktası, karbon atomlarının birbirine ve çoğunlukla hidrojen, oksijen ve azot atomlarına bağlanmasıyla oluşan organik bileşiklerden meydana gelmesidir. Bu bileşiklerin bir kısmı canlılar tarafından üretilir, bir kısmı petrol ve doğal gazdan elde edilir, pek çoğu ise laboratuvarlarda ve fabrikalarda sentezlenir.</w:t>
       </w:r>
     </w:p>
     <w:p>
@@ -696,7 +806,7 @@
           <w:rFonts w:ascii="Times New Roman" w:hAnsi="Times New Roman" w:cs="Times New Roman"/>
           <w:lang w:val="tr-TR"/>
         </w:rPr>
-        <w:t xml:space="preserve">Kolonya, misafirlere ikram edilen ve ellere serinlik veren geleneksel bir üründür. Kolonyanın temel bileşeni, etil alkol olarak da bilinen etanoldür (Görsel B). Sprey boyalarda ve bazı aerosol ürünlerde itici gaz olarak kullanılan dimetil eter ise oda sıcaklığında gaz hâlindedir (Görsel C). Etanol 78 °C’ta kaynayan bir sıvı, dimetil eter ise −24 °C’ta kaynayan bir maddedir. Özellikleri bu kadar farklı olmasına rağmen iki maddenin de molekülü iki karbon, altı hidrojen ve bir oksijen atomundan oluşur ve her ikisi de C</w:t>
+        <w:t xml:space="preserve">Kolonya, misafirlere ikram edilen ve ellere serinlik veren geleneksel bir üründür. Kolonyanın temel bileşeni, etil alkol olarak da bilinen etanoldür (Görsel C). Sprey boyalarda ve bazı aerosol ürünlerde itici gaz olarak kullanılan dimetil eter ise oda sıcaklığında gaz hâlindedir (Görsel D). Etanol 78 °C’ta kaynayan bir sıvı, dimetil eter ise −24 °C’ta kaynayan bir maddedir. Özellikleri bu kadar farklı olmasına rağmen iki maddenin de molekülü iki karbon, altı hidrojen ve bir oksijen atomundan oluşur ve her ikisi de C</w:t>
       </w:r>
       <w:r>
         <w:rPr>
@@ -821,7 +931,7 @@
                 <w:bCs/>
                 <w:lang w:val="tr-TR"/>
               </w:rPr>
-              <w:t xml:space="preserve">Görsel B:</w:t>
+              <w:t xml:space="preserve">Görsel C:</w:t>
             </w:r>
             <w:r>
               <w:rPr>
@@ -905,7 +1015,7 @@
                 <w:bCs/>
                 <w:lang w:val="tr-TR"/>
               </w:rPr>
-              <w:t xml:space="preserve">Görsel C:</w:t>
+              <w:t xml:space="preserve">Görsel D:</w:t>
             </w:r>
             <w:r>
               <w:rPr>
@@ -3396,7 +3506,7 @@
           <w:rFonts w:ascii="Times New Roman" w:hAnsi="Times New Roman" w:cs="Times New Roman"/>
           <w:lang w:val="tr-TR"/>
         </w:rPr>
-        <w:t xml:space="preserve">O’dur; ancak propanonda oksijen atomu zincirin ortasındaki karbon atomuna, propanalde ise zincirin ucundaki karbon atomuna ikili bağla bağlıdır (Görsel D). Bu nedenle organik kimyada atomların birbirine hangi sırayla ve hangi bağlarla bağlandığını gösteren yapı formülleri kullanılır. Yapı formülleri açık formül, yarı açık formül ve çizgi-bağ formülü olmak üzere farklı biçimlerde yazılabilir (Görsel E).</w:t>
+        <w:t xml:space="preserve">O’dur; ancak propanonda oksijen atomu zincirin ortasındaki karbon atomuna, propanalde ise zincirin ucundaki karbon atomuna ikili bağla bağlıdır (Görsel E). Bu nedenle organik kimyada atomların birbirine hangi sırayla ve hangi bağlarla bağlandığını gösteren yapı formülleri kullanılır. Yapı formülleri açık formül, yarı açık formül ve çizgi-bağ formülü olmak üzere farklı biçimlerde yazılabilir (Görsel F).</w:t>
       </w:r>
     </w:p>
     <w:p xmlns:a="http://schemas.openxmlformats.org/drawingml/2006/main" xmlns:pic="http://schemas.openxmlformats.org/drawingml/2006/picture">
@@ -3457,7 +3567,7 @@
           <w:rFonts w:ascii="Times New Roman" w:hAnsi="Times New Roman" w:cs="Times New Roman"/>
           <w:lang w:val="tr-TR"/>
         </w:rPr>
-        <w:t xml:space="preserve">Görsel D: Propanon ve propanal moleküllerinin top-çubuk ve uzay dolgu modelleri</w:t>
+        <w:t xml:space="preserve">Görsel E: Propanon ve propanal moleküllerinin top-çubuk ve uzay dolgu modelleri</w:t>
       </w:r>
     </w:p>
     <w:p xmlns:a="http://schemas.openxmlformats.org/drawingml/2006/main" xmlns:pic="http://schemas.openxmlformats.org/drawingml/2006/picture">
@@ -3520,7 +3630,7 @@
           <w:bCs/>
           <w:lang w:val="tr-TR"/>
         </w:rPr>
-        <w:t xml:space="preserve">Görsel E:</w:t>
+        <w:t xml:space="preserve">Görsel F:</w:t>
       </w:r>
       <w:r>
         <w:rPr>
@@ -4029,7 +4139,7 @@
           <w:rFonts w:ascii="Times New Roman" w:hAnsi="Times New Roman" w:cs="Times New Roman"/>
           <w:lang w:val="tr-TR"/>
         </w:rPr>
-        <w:t xml:space="preserve">Formüller molekülleri iki boyutlu olarak gösterir. Moleküllerin üç boyutlu yapısını göstermek için ise molekül modelleri kullanılır (Görsel F). </w:t>
+        <w:t xml:space="preserve">Formüller molekülleri iki boyutlu olarak gösterir. Moleküllerin üç boyutlu yapısını göstermek için ise molekül modelleri kullanılır (Görsel G). </w:t>
       </w:r>
       <w:r>
         <w:rPr>
@@ -4122,7 +4232,7 @@
           <w:rFonts w:ascii="Times New Roman" w:hAnsi="Times New Roman" w:cs="Times New Roman"/>
           <w:lang w:val="tr-TR"/>
         </w:rPr>
-        <w:t xml:space="preserve">Görsel F: 2-metilpropan molekülünün top-çubuk ve uzay dolgu modelleri</w:t>
+        <w:t xml:space="preserve">Görsel G: 2-metilpropan molekülünün top-çubuk ve uzay dolgu modelleri</w:t>
       </w:r>
     </w:p>
     <w:p>
@@ -4632,7 +4742,7 @@
                 <w:szCs w:val="20"/>
                 <w:lang w:val="tr-TR"/>
               </w:rPr>
-              <w:t xml:space="preserve">Görsel E</w:t>
+              <w:t xml:space="preserve">Görsel F</w:t>
             </w:r>
           </w:p>
         </w:tc>
@@ -4895,7 +5005,7 @@
                 <w:szCs w:val="20"/>
                 <w:lang w:val="tr-TR"/>
               </w:rPr>
-              <w:t xml:space="preserve">Görsel E</w:t>
+              <w:t xml:space="preserve">Görsel F</w:t>
             </w:r>
           </w:p>
         </w:tc>
@@ -4993,7 +5103,7 @@
                 <w:szCs w:val="20"/>
                 <w:lang w:val="tr-TR"/>
               </w:rPr>
-              <w:t xml:space="preserve">Görsel D ve Görsel F (farklı bileşikler)</w:t>
+              <w:t xml:space="preserve">Görsel E ve Görsel G (farklı bileşikler)</w:t>
             </w:r>
           </w:p>
         </w:tc>
